--- a/EIT_3/Schaltungstechnik/Labor/Labor2/AVT_2_Labor_Vorbereitung.docx
+++ b/EIT_3/Schaltungstechnik/Labor/Labor2/AVT_2_Labor_Vorbereitung.docx
@@ -127,7 +127,7 @@
                           </pic:cNvPicPr>
                         </pic:nvPicPr>
                         <pic:blipFill>
-                          <a:blip r:embed="rId5"/>
+                          <a:blip r:embed="rId6"/>
                           <a:stretch>
                             <a:fillRect/>
                           </a:stretch>
@@ -154,13 +154,8 @@
               </w:drawing>
             </w:r>
             <w:r>
-              <w:t xml:space="preserve">  </w:t>
+              <w:t xml:space="preserve">  Lernziele</w:t>
             </w:r>
-            <w:proofErr w:type="spellStart"/>
-            <w:r>
-              <w:t>Lernziele</w:t>
-            </w:r>
-            <w:proofErr w:type="spellEnd"/>
           </w:p>
         </w:tc>
       </w:tr>
@@ -298,7 +293,7 @@
                           </pic:cNvPicPr>
                         </pic:nvPicPr>
                         <pic:blipFill>
-                          <a:blip r:embed="rId6"/>
+                          <a:blip r:embed="rId7"/>
                           <a:stretch>
                             <a:fillRect/>
                           </a:stretch>
@@ -635,7 +630,7 @@
                           </pic:cNvPicPr>
                         </pic:nvPicPr>
                         <pic:blipFill>
-                          <a:blip r:embed="rId5"/>
+                          <a:blip r:embed="rId6"/>
                           <a:stretch>
                             <a:fillRect/>
                           </a:stretch>
@@ -662,15 +657,7 @@
               </w:drawing>
             </w:r>
             <w:r>
-              <w:t xml:space="preserve">  </w:t>
-            </w:r>
-            <w:proofErr w:type="spellStart"/>
-            <w:r>
-              <w:t>Lernziele</w:t>
-            </w:r>
-            <w:proofErr w:type="spellEnd"/>
-            <w:r>
-              <w:t xml:space="preserve"> </w:t>
+              <w:t xml:space="preserve">  Lernziele </w:t>
             </w:r>
             <w:proofErr w:type="spellStart"/>
             <w:r>
@@ -1371,6 +1358,12 @@
         <w:t>Toleranzengrenzen</w:t>
       </w:r>
       <w:proofErr w:type="spellEnd"/>
+      <w:r>
+        <w:rPr>
+          <w:lang w:val="de-AT"/>
+        </w:rPr>
+        <w:t>. Aber an Stelle des 500 Ohm Widerstandes wurde ein 490 Ohm Widerstand verwendet.</w:t>
+      </w:r>
     </w:p>
     <w:p>
       <w:pPr>
@@ -1425,60 +1418,6 @@
                 <pic:pic xmlns:pic="http://schemas.openxmlformats.org/drawingml/2006/picture">
                   <pic:nvPicPr>
                     <pic:cNvPr id="0" name="Picture 1"/>
-                    <pic:cNvPicPr>
-                      <a:picLocks noChangeAspect="1" noChangeArrowheads="1"/>
-                    </pic:cNvPicPr>
-                  </pic:nvPicPr>
-                  <pic:blipFill>
-                    <a:blip r:embed="rId7" cstate="print">
-                      <a:extLst>
-                        <a:ext uri="{28A0092B-C50C-407E-A947-70E740481C1C}">
-                          <a14:useLocalDpi xmlns:a14="http://schemas.microsoft.com/office/drawing/2010/main" val="0"/>
-                        </a:ext>
-                      </a:extLst>
-                    </a:blip>
-                    <a:srcRect/>
-                    <a:stretch>
-                      <a:fillRect/>
-                    </a:stretch>
-                  </pic:blipFill>
-                  <pic:spPr bwMode="auto">
-                    <a:xfrm>
-                      <a:off x="0" y="0"/>
-                      <a:ext cx="2430000" cy="3240000"/>
-                    </a:xfrm>
-                    <a:prstGeom prst="rect">
-                      <a:avLst/>
-                    </a:prstGeom>
-                    <a:noFill/>
-                    <a:ln>
-                      <a:noFill/>
-                    </a:ln>
-                  </pic:spPr>
-                </pic:pic>
-              </a:graphicData>
-            </a:graphic>
-          </wp:inline>
-        </w:drawing>
-      </w:r>
-      <w:r>
-        <w:rPr>
-          <w:noProof/>
-          <w:lang w:val="de-AT"/>
-        </w:rPr>
-        <w:drawing>
-          <wp:inline distT="0" distB="0" distL="0" distR="0" wp14:anchorId="676DA000" wp14:editId="562B0C92">
-            <wp:extent cx="2430000" cy="3240000"/>
-            <wp:effectExtent l="0" t="0" r="8890" b="0"/>
-            <wp:docPr id="1649877755" name="Grafik 2"/>
-            <wp:cNvGraphicFramePr>
-              <a:graphicFrameLocks xmlns:a="http://schemas.openxmlformats.org/drawingml/2006/main" noChangeAspect="1"/>
-            </wp:cNvGraphicFramePr>
-            <a:graphic xmlns:a="http://schemas.openxmlformats.org/drawingml/2006/main">
-              <a:graphicData uri="http://schemas.openxmlformats.org/drawingml/2006/picture">
-                <pic:pic xmlns:pic="http://schemas.openxmlformats.org/drawingml/2006/picture">
-                  <pic:nvPicPr>
-                    <pic:cNvPr id="0" name="Picture 2"/>
                     <pic:cNvPicPr>
                       <a:picLocks noChangeAspect="1" noChangeArrowheads="1"/>
                     </pic:cNvPicPr>
@@ -1521,10 +1460,10 @@
           <w:lang w:val="de-AT"/>
         </w:rPr>
         <w:drawing>
-          <wp:inline distT="0" distB="0" distL="0" distR="0" wp14:anchorId="0BC9A5D2" wp14:editId="2CDDDB19">
+          <wp:inline distT="0" distB="0" distL="0" distR="0" wp14:anchorId="676DA000" wp14:editId="562B0C92">
             <wp:extent cx="2430000" cy="3240000"/>
             <wp:effectExtent l="0" t="0" r="8890" b="0"/>
-            <wp:docPr id="1512379674" name="Grafik 3"/>
+            <wp:docPr id="1649877755" name="Grafik 2"/>
             <wp:cNvGraphicFramePr>
               <a:graphicFrameLocks xmlns:a="http://schemas.openxmlformats.org/drawingml/2006/main" noChangeAspect="1"/>
             </wp:cNvGraphicFramePr>
@@ -1532,7 +1471,7 @@
               <a:graphicData uri="http://schemas.openxmlformats.org/drawingml/2006/picture">
                 <pic:pic xmlns:pic="http://schemas.openxmlformats.org/drawingml/2006/picture">
                   <pic:nvPicPr>
-                    <pic:cNvPr id="0" name="Picture 3"/>
+                    <pic:cNvPr id="0" name="Picture 2"/>
                     <pic:cNvPicPr>
                       <a:picLocks noChangeAspect="1" noChangeArrowheads="1"/>
                     </pic:cNvPicPr>
@@ -1569,6 +1508,60 @@
           </wp:inline>
         </w:drawing>
       </w:r>
+      <w:r>
+        <w:rPr>
+          <w:noProof/>
+          <w:lang w:val="de-AT"/>
+        </w:rPr>
+        <w:drawing>
+          <wp:inline distT="0" distB="0" distL="0" distR="0" wp14:anchorId="0BC9A5D2" wp14:editId="2CDDDB19">
+            <wp:extent cx="2430000" cy="3240000"/>
+            <wp:effectExtent l="0" t="0" r="8890" b="0"/>
+            <wp:docPr id="1512379674" name="Grafik 3"/>
+            <wp:cNvGraphicFramePr>
+              <a:graphicFrameLocks xmlns:a="http://schemas.openxmlformats.org/drawingml/2006/main" noChangeAspect="1"/>
+            </wp:cNvGraphicFramePr>
+            <a:graphic xmlns:a="http://schemas.openxmlformats.org/drawingml/2006/main">
+              <a:graphicData uri="http://schemas.openxmlformats.org/drawingml/2006/picture">
+                <pic:pic xmlns:pic="http://schemas.openxmlformats.org/drawingml/2006/picture">
+                  <pic:nvPicPr>
+                    <pic:cNvPr id="0" name="Picture 3"/>
+                    <pic:cNvPicPr>
+                      <a:picLocks noChangeAspect="1" noChangeArrowheads="1"/>
+                    </pic:cNvPicPr>
+                  </pic:nvPicPr>
+                  <pic:blipFill>
+                    <a:blip r:embed="rId10" cstate="print">
+                      <a:extLst>
+                        <a:ext uri="{28A0092B-C50C-407E-A947-70E740481C1C}">
+                          <a14:useLocalDpi xmlns:a14="http://schemas.microsoft.com/office/drawing/2010/main" val="0"/>
+                        </a:ext>
+                      </a:extLst>
+                    </a:blip>
+                    <a:srcRect/>
+                    <a:stretch>
+                      <a:fillRect/>
+                    </a:stretch>
+                  </pic:blipFill>
+                  <pic:spPr bwMode="auto">
+                    <a:xfrm>
+                      <a:off x="0" y="0"/>
+                      <a:ext cx="2430000" cy="3240000"/>
+                    </a:xfrm>
+                    <a:prstGeom prst="rect">
+                      <a:avLst/>
+                    </a:prstGeom>
+                    <a:noFill/>
+                    <a:ln>
+                      <a:noFill/>
+                    </a:ln>
+                  </pic:spPr>
+                </pic:pic>
+              </a:graphicData>
+            </a:graphic>
+          </wp:inline>
+        </w:drawing>
+      </w:r>
     </w:p>
     <w:p>
       <w:pPr>
@@ -1669,6 +1662,7 @@
       </w:pPr>
       <w:r>
         <w:rPr>
+          <w:noProof/>
           <w:lang w:val="de-AT"/>
         </w:rPr>
         <w:drawing>
@@ -1687,7 +1681,7 @@
                     <pic:cNvPicPr/>
                   </pic:nvPicPr>
                   <pic:blipFill>
-                    <a:blip r:embed="rId10"/>
+                    <a:blip r:embed="rId11"/>
                     <a:stretch>
                       <a:fillRect/>
                     </a:stretch>
@@ -1720,6 +1714,1090 @@
         </w:rPr>
         <w:t>Dieses Problem wird mithilfe von einem Multifunktionswergzeug beseitigt.</w:t>
       </w:r>
+    </w:p>
+    <w:p>
+      <w:pPr>
+        <w:rPr>
+          <w:lang w:val="de-AT"/>
+        </w:rPr>
+      </w:pPr>
+      <w:r>
+        <w:rPr>
+          <w:lang w:val="de-AT"/>
+        </w:rPr>
+        <w:br w:type="page"/>
+      </w:r>
+    </w:p>
+    <w:p>
+      <w:pPr>
+        <w:pStyle w:val="berschrift1"/>
+        <w:rPr>
+          <w:lang w:val="de-AT"/>
+        </w:rPr>
+      </w:pPr>
+      <w:r>
+        <w:rPr>
+          <w:lang w:val="de-AT"/>
+        </w:rPr>
+        <w:lastRenderedPageBreak/>
+        <w:t>Setup und Messmittel dokumentieren (Wiederholbarkeit sicherstellen!)</w:t>
+      </w:r>
+    </w:p>
+    <w:p>
+      <w:pPr>
+        <w:pStyle w:val="Textkrper"/>
+        <w:numPr>
+          <w:ilvl w:val="0"/>
+          <w:numId w:val="21"/>
+        </w:numPr>
+        <w:rPr>
+          <w:lang w:val="de-AT"/>
+        </w:rPr>
+      </w:pPr>
+      <w:r>
+        <w:rPr>
+          <w:lang w:val="de-AT"/>
+        </w:rPr>
+        <w:t>Spannungsversorgung langsam von 0V nach 3V3 hochfahren und Strombegrenzung von 100mA verwenden.</w:t>
+      </w:r>
+    </w:p>
+    <w:p>
+      <w:pPr>
+        <w:pStyle w:val="StandardWeb"/>
+        <w:ind w:left="720"/>
+      </w:pPr>
+      <w:r>
+        <w:rPr>
+          <w:noProof/>
+        </w:rPr>
+        <w:drawing>
+          <wp:inline distT="0" distB="0" distL="0" distR="0" wp14:anchorId="21F7BC5C" wp14:editId="66D5C938">
+            <wp:extent cx="2732629" cy="1230630"/>
+            <wp:effectExtent l="0" t="0" r="0" b="7620"/>
+            <wp:docPr id="479176613" name="Grafik 1" descr="Ein Bild, das Werkzeug, Kabel, Elektronik, Elektrische Leitungen enthält.&#10;&#10;KI-generierte Inhalte können fehlerhaft sein."/>
+            <wp:cNvGraphicFramePr>
+              <a:graphicFrameLocks xmlns:a="http://schemas.openxmlformats.org/drawingml/2006/main" noChangeAspect="1"/>
+            </wp:cNvGraphicFramePr>
+            <a:graphic xmlns:a="http://schemas.openxmlformats.org/drawingml/2006/main">
+              <a:graphicData uri="http://schemas.openxmlformats.org/drawingml/2006/picture">
+                <pic:pic xmlns:pic="http://schemas.openxmlformats.org/drawingml/2006/picture">
+                  <pic:nvPicPr>
+                    <pic:cNvPr id="479176613" name="Grafik 1" descr="Ein Bild, das Werkzeug, Kabel, Elektronik, Elektrische Leitungen enthält.&#10;&#10;KI-generierte Inhalte können fehlerhaft sein."/>
+                    <pic:cNvPicPr>
+                      <a:picLocks noChangeAspect="1" noChangeArrowheads="1"/>
+                    </pic:cNvPicPr>
+                  </pic:nvPicPr>
+                  <pic:blipFill rotWithShape="1">
+                    <a:blip r:embed="rId12" cstate="print">
+                      <a:extLst>
+                        <a:ext uri="{28A0092B-C50C-407E-A947-70E740481C1C}">
+                          <a14:useLocalDpi xmlns:a14="http://schemas.microsoft.com/office/drawing/2010/main" val="0"/>
+                        </a:ext>
+                      </a:extLst>
+                    </a:blip>
+                    <a:srcRect l="11771" t="25325" r="7032" b="25923"/>
+                    <a:stretch>
+                      <a:fillRect/>
+                    </a:stretch>
+                  </pic:blipFill>
+                  <pic:spPr bwMode="auto">
+                    <a:xfrm>
+                      <a:off x="0" y="0"/>
+                      <a:ext cx="2738640" cy="1233337"/>
+                    </a:xfrm>
+                    <a:prstGeom prst="rect">
+                      <a:avLst/>
+                    </a:prstGeom>
+                    <a:noFill/>
+                    <a:ln>
+                      <a:noFill/>
+                    </a:ln>
+                    <a:extLst>
+                      <a:ext uri="{53640926-AAD7-44D8-BBD7-CCE9431645EC}">
+                        <a14:shadowObscured xmlns:a14="http://schemas.microsoft.com/office/drawing/2010/main"/>
+                      </a:ext>
+                    </a:extLst>
+                  </pic:spPr>
+                </pic:pic>
+              </a:graphicData>
+            </a:graphic>
+          </wp:inline>
+        </w:drawing>
+      </w:r>
+    </w:p>
+    <w:p>
+      <w:pPr>
+        <w:pStyle w:val="Textkrper"/>
+        <w:ind w:firstLine="720"/>
+        <w:rPr>
+          <w:lang w:val="de-AT"/>
+        </w:rPr>
+      </w:pPr>
+      <w:r>
+        <w:rPr>
+          <w:lang w:val="de-AT"/>
+        </w:rPr>
+        <w:drawing>
+          <wp:inline distT="0" distB="0" distL="0" distR="0" wp14:anchorId="7108330F" wp14:editId="20C5FF09">
+            <wp:extent cx="1362710" cy="3100520"/>
+            <wp:effectExtent l="0" t="0" r="8890" b="5080"/>
+            <wp:docPr id="1560057738" name="Grafik 3" descr="Ein Bild, das Elektronik, Elektrische Leitungen, Maschine, Kabel enthält.&#10;&#10;KI-generierte Inhalte können fehlerhaft sein."/>
+            <wp:cNvGraphicFramePr>
+              <a:graphicFrameLocks xmlns:a="http://schemas.openxmlformats.org/drawingml/2006/main" noChangeAspect="1"/>
+            </wp:cNvGraphicFramePr>
+            <a:graphic xmlns:a="http://schemas.openxmlformats.org/drawingml/2006/main">
+              <a:graphicData uri="http://schemas.openxmlformats.org/drawingml/2006/picture">
+                <pic:pic xmlns:pic="http://schemas.openxmlformats.org/drawingml/2006/picture">
+                  <pic:nvPicPr>
+                    <pic:cNvPr id="1560057738" name="Grafik 3" descr="Ein Bild, das Elektronik, Elektrische Leitungen, Maschine, Kabel enthält.&#10;&#10;KI-generierte Inhalte können fehlerhaft sein."/>
+                    <pic:cNvPicPr>
+                      <a:picLocks noChangeAspect="1" noChangeArrowheads="1"/>
+                    </pic:cNvPicPr>
+                  </pic:nvPicPr>
+                  <pic:blipFill rotWithShape="1">
+                    <a:blip r:embed="rId13" cstate="print">
+                      <a:extLst>
+                        <a:ext uri="{28A0092B-C50C-407E-A947-70E740481C1C}">
+                          <a14:useLocalDpi xmlns:a14="http://schemas.microsoft.com/office/drawing/2010/main" val="0"/>
+                        </a:ext>
+                      </a:extLst>
+                    </a:blip>
+                    <a:srcRect l="26239" t="5902" r="21702" b="5259"/>
+                    <a:stretch>
+                      <a:fillRect/>
+                    </a:stretch>
+                  </pic:blipFill>
+                  <pic:spPr bwMode="auto">
+                    <a:xfrm>
+                      <a:off x="0" y="0"/>
+                      <a:ext cx="1368725" cy="3114206"/>
+                    </a:xfrm>
+                    <a:prstGeom prst="rect">
+                      <a:avLst/>
+                    </a:prstGeom>
+                    <a:noFill/>
+                    <a:ln>
+                      <a:noFill/>
+                    </a:ln>
+                    <a:extLst>
+                      <a:ext uri="{53640926-AAD7-44D8-BBD7-CCE9431645EC}">
+                        <a14:shadowObscured xmlns:a14="http://schemas.microsoft.com/office/drawing/2010/main"/>
+                      </a:ext>
+                    </a:extLst>
+                  </pic:spPr>
+                </pic:pic>
+              </a:graphicData>
+            </a:graphic>
+          </wp:inline>
+        </w:drawing>
+      </w:r>
+    </w:p>
+    <w:p>
+      <w:pPr>
+        <w:pStyle w:val="Textkrper"/>
+        <w:ind w:firstLine="720"/>
+        <w:rPr>
+          <w:lang w:val="de-AT"/>
+        </w:rPr>
+      </w:pPr>
+      <w:r>
+        <w:rPr>
+          <w:lang w:val="de-AT"/>
+        </w:rPr>
+        <w:t>Es wurde alles wie in den Bildern ersichtlich aufgebaut.</w:t>
+      </w:r>
+    </w:p>
+    <w:p>
+      <w:pPr>
+        <w:pStyle w:val="Textkrper"/>
+        <w:numPr>
+          <w:ilvl w:val="0"/>
+          <w:numId w:val="21"/>
+        </w:numPr>
+        <w:rPr>
+          <w:lang w:val="de-AT"/>
+        </w:rPr>
+      </w:pPr>
+      <w:r>
+        <w:rPr>
+          <w:lang w:val="de-AT"/>
+        </w:rPr>
+        <w:t>Stromaufnahme der Schaltung dokumentieren.</w:t>
+      </w:r>
+    </w:p>
+    <w:p>
+      <w:pPr>
+        <w:pStyle w:val="Listenabsatz"/>
+        <w:numPr>
+          <w:ilvl w:val="1"/>
+          <w:numId w:val="21"/>
+        </w:numPr>
+        <w:rPr>
+          <w:lang w:val="de-AT"/>
+        </w:rPr>
+      </w:pPr>
+      <w:r>
+        <w:rPr>
+          <w:lang w:val="de-AT"/>
+        </w:rPr>
+        <w:t>Beim langsamen Hochfahren der Spannung von 0</w:t>
+      </w:r>
+      <w:r>
+        <w:rPr>
+          <w:rFonts w:ascii="Arial" w:hAnsi="Arial" w:cs="Arial"/>
+          <w:lang w:val="de-AT"/>
+        </w:rPr>
+        <w:t> </w:t>
+      </w:r>
+      <w:r>
+        <w:rPr>
+          <w:lang w:val="de-AT"/>
+        </w:rPr>
+        <w:t>V auf 3,3</w:t>
+      </w:r>
+      <w:r>
+        <w:rPr>
+          <w:rFonts w:ascii="Arial" w:hAnsi="Arial" w:cs="Arial"/>
+          <w:lang w:val="de-AT"/>
+        </w:rPr>
+        <w:t> </w:t>
+      </w:r>
+      <w:r>
+        <w:rPr>
+          <w:lang w:val="de-AT"/>
+        </w:rPr>
+        <w:t>V steigt der Stromverbrauch kontinuierlich an. Dies zeigt sich darin, dass die Strombegrenzung</w:t>
+      </w:r>
+      <w:r>
+        <w:rPr>
+          <w:lang w:val="de-AT"/>
+        </w:rPr>
+        <w:t xml:space="preserve"> (Anzeige von Power Supply)</w:t>
+      </w:r>
+      <w:r>
+        <w:rPr>
+          <w:lang w:val="de-AT"/>
+        </w:rPr>
+        <w:t xml:space="preserve"> von urspr</w:t>
+      </w:r>
+      <w:r>
+        <w:rPr>
+          <w:rFonts w:ascii="Aptos" w:hAnsi="Aptos" w:cs="Aptos"/>
+          <w:lang w:val="de-AT"/>
+        </w:rPr>
+        <w:t>ü</w:t>
+      </w:r>
+      <w:r>
+        <w:rPr>
+          <w:lang w:val="de-AT"/>
+        </w:rPr>
+        <w:t>nglich 100</w:t>
+      </w:r>
+      <w:r>
+        <w:rPr>
+          <w:rFonts w:ascii="Arial" w:hAnsi="Arial" w:cs="Arial"/>
+          <w:lang w:val="de-AT"/>
+        </w:rPr>
+        <w:t> </w:t>
+      </w:r>
+      <w:r>
+        <w:rPr>
+          <w:lang w:val="de-AT"/>
+        </w:rPr>
+        <w:t>mA auf 16,2</w:t>
+      </w:r>
+      <w:r>
+        <w:rPr>
+          <w:rFonts w:ascii="Arial" w:hAnsi="Arial" w:cs="Arial"/>
+          <w:lang w:val="de-AT"/>
+        </w:rPr>
+        <w:t> </w:t>
+      </w:r>
+      <w:r>
+        <w:rPr>
+          <w:lang w:val="de-AT"/>
+        </w:rPr>
+        <w:t xml:space="preserve">mA absinkt. </w:t>
+      </w:r>
+      <w:r>
+        <w:rPr>
+          <w:lang w:val="de-AT"/>
+        </w:rPr>
+        <w:t>Somit kann gesagt werden, dass ca. 16.2 mA fließen.</w:t>
+      </w:r>
+    </w:p>
+    <w:p>
+      <w:pPr>
+        <w:pStyle w:val="Textkrper"/>
+        <w:numPr>
+          <w:ilvl w:val="0"/>
+          <w:numId w:val="21"/>
+        </w:numPr>
+        <w:rPr>
+          <w:lang w:val="de-AT"/>
+        </w:rPr>
+      </w:pPr>
+      <w:r>
+        <w:rPr>
+          <w:lang w:val="de-AT"/>
+        </w:rPr>
+        <w:t>REF_BUF nachmessen. 1.65V?</w:t>
+      </w:r>
+    </w:p>
+    <w:p>
+      <w:pPr>
+        <w:pStyle w:val="Textkrper"/>
+        <w:numPr>
+          <w:ilvl w:val="1"/>
+          <w:numId w:val="21"/>
+        </w:numPr>
+        <w:rPr>
+          <w:lang w:val="de-AT"/>
+        </w:rPr>
+      </w:pPr>
+      <w:r>
+        <w:rPr>
+          <w:lang w:val="de-AT"/>
+        </w:rPr>
+        <w:t>Der REF-BUF wurde nachgemessen und hat eine Spannung von 1.649V ergeben</w:t>
+      </w:r>
+    </w:p>
+    <w:p>
+      <w:pPr>
+        <w:pStyle w:val="Textkrper"/>
+        <w:numPr>
+          <w:ilvl w:val="0"/>
+          <w:numId w:val="21"/>
+        </w:numPr>
+        <w:rPr>
+          <w:lang w:val="de-AT"/>
+        </w:rPr>
+      </w:pPr>
+      <w:r>
+        <w:rPr>
+          <w:lang w:val="de-AT"/>
+        </w:rPr>
+        <w:lastRenderedPageBreak/>
+        <w:t>Vermessung der Signale für verschiedene Massen (m= 10g, 20g, 50g, 100g, 200g, 500g, 1kg, 2kg, 5kg) auf der Waage</w:t>
+      </w:r>
+    </w:p>
+    <w:p>
+      <w:pPr>
+        <w:pStyle w:val="Textkrper"/>
+        <w:numPr>
+          <w:ilvl w:val="1"/>
+          <w:numId w:val="21"/>
+        </w:numPr>
+        <w:rPr>
+          <w:lang w:val="de-AT"/>
+        </w:rPr>
+      </w:pPr>
+      <w:r>
+        <w:rPr>
+          <w:lang w:val="de-AT"/>
+        </w:rPr>
+        <w:t>Brückenspannung A+ - A-</w:t>
+      </w:r>
+    </w:p>
+    <w:p>
+      <w:pPr>
+        <w:pStyle w:val="Textkrper"/>
+        <w:numPr>
+          <w:ilvl w:val="1"/>
+          <w:numId w:val="21"/>
+        </w:numPr>
+        <w:rPr>
+          <w:lang w:val="de-AT"/>
+        </w:rPr>
+      </w:pPr>
+      <w:proofErr w:type="gramStart"/>
+      <w:r>
+        <w:rPr>
+          <w:lang w:val="de-AT"/>
+        </w:rPr>
+        <w:t>INA Ausgangsspannung</w:t>
+      </w:r>
+      <w:proofErr w:type="gramEnd"/>
+    </w:p>
+    <w:p>
+      <w:pPr>
+        <w:pStyle w:val="Textkrper"/>
+        <w:numPr>
+          <w:ilvl w:val="1"/>
+          <w:numId w:val="21"/>
+        </w:numPr>
+        <w:rPr>
+          <w:lang w:val="de-AT"/>
+        </w:rPr>
+      </w:pPr>
+      <w:proofErr w:type="spellStart"/>
+      <w:r>
+        <w:rPr>
+          <w:lang w:val="de-AT"/>
+        </w:rPr>
+        <w:t>OpAmp</w:t>
+      </w:r>
+      <w:proofErr w:type="spellEnd"/>
+      <w:r>
+        <w:rPr>
+          <w:lang w:val="de-AT"/>
+        </w:rPr>
+        <w:t xml:space="preserve"> Ausgangsspannung</w:t>
+      </w:r>
+    </w:p>
+    <w:p>
+      <w:pPr>
+        <w:pStyle w:val="Textkrper"/>
+        <w:numPr>
+          <w:ilvl w:val="1"/>
+          <w:numId w:val="21"/>
+        </w:numPr>
+        <w:rPr>
+          <w:lang w:val="de-AT"/>
+        </w:rPr>
+      </w:pPr>
+      <w:r>
+        <w:rPr>
+          <w:lang w:val="de-AT"/>
+        </w:rPr>
+        <w:t>Tabellarische und grafische Darstellung</w:t>
+      </w:r>
+    </w:p>
+    <w:p>
+      <w:pPr>
+        <w:pStyle w:val="Textkrper"/>
+        <w:numPr>
+          <w:ilvl w:val="1"/>
+          <w:numId w:val="21"/>
+        </w:numPr>
+        <w:rPr>
+          <w:lang w:val="de-AT"/>
+        </w:rPr>
+      </w:pPr>
+      <w:r>
+        <w:rPr>
+          <w:lang w:val="de-AT"/>
+        </w:rPr>
+        <w:t>Linearität darstellen</w:t>
+      </w:r>
+    </w:p>
+    <w:p>
+      <w:pPr>
+        <w:pStyle w:val="Textkrper"/>
+        <w:rPr>
+          <w:lang w:val="de-AT"/>
+        </w:rPr>
+      </w:pPr>
+      <w:r>
+        <w:rPr>
+          <w:lang w:val="de-AT"/>
+        </w:rPr>
+        <w:t xml:space="preserve">Aufgrund von keinen Genauen Gewichten werden </w:t>
+      </w:r>
+      <w:proofErr w:type="gramStart"/>
+      <w:r>
+        <w:rPr>
+          <w:lang w:val="de-AT"/>
+        </w:rPr>
+        <w:t>Alltagsgegenstände</w:t>
+      </w:r>
+      <w:proofErr w:type="gramEnd"/>
+      <w:r>
+        <w:rPr>
+          <w:lang w:val="de-AT"/>
+        </w:rPr>
+        <w:t xml:space="preserve"> welche gerade erhältlich </w:t>
+      </w:r>
+      <w:proofErr w:type="gramStart"/>
+      <w:r>
+        <w:rPr>
+          <w:lang w:val="de-AT"/>
+        </w:rPr>
+        <w:t>waren</w:t>
+      </w:r>
+      <w:proofErr w:type="gramEnd"/>
+      <w:r>
+        <w:rPr>
+          <w:lang w:val="de-AT"/>
+        </w:rPr>
+        <w:t xml:space="preserve"> verwendet.</w:t>
+      </w:r>
+    </w:p>
+    <w:tbl>
+      <w:tblPr>
+        <w:tblStyle w:val="Tabellenraster"/>
+        <w:tblW w:w="0" w:type="auto"/>
+        <w:tblLook w:val="04A0" w:firstRow="1" w:lastRow="0" w:firstColumn="1" w:lastColumn="0" w:noHBand="0" w:noVBand="1"/>
+      </w:tblPr>
+      <w:tblGrid>
+        <w:gridCol w:w="1879"/>
+        <w:gridCol w:w="1879"/>
+        <w:gridCol w:w="1879"/>
+        <w:gridCol w:w="1879"/>
+        <w:gridCol w:w="1880"/>
+      </w:tblGrid>
+      <w:tr>
+        <w:tc>
+          <w:tcPr>
+            <w:tcW w:w="1879" w:type="dxa"/>
+          </w:tcPr>
+          <w:p>
+            <w:pPr>
+              <w:rPr>
+                <w:lang w:val="de-AT"/>
+              </w:rPr>
+            </w:pPr>
+            <w:r>
+              <w:rPr>
+                <w:lang w:val="de-AT"/>
+              </w:rPr>
+              <w:t>Gewicht</w:t>
+            </w:r>
+          </w:p>
+        </w:tc>
+        <w:tc>
+          <w:tcPr>
+            <w:tcW w:w="1879" w:type="dxa"/>
+          </w:tcPr>
+          <w:p>
+            <w:pPr>
+              <w:rPr>
+                <w:lang w:val="de-AT"/>
+              </w:rPr>
+            </w:pPr>
+            <w:r>
+              <w:rPr>
+                <w:lang w:val="de-AT"/>
+              </w:rPr>
+              <w:t>A+</w:t>
+            </w:r>
+          </w:p>
+        </w:tc>
+        <w:tc>
+          <w:tcPr>
+            <w:tcW w:w="1879" w:type="dxa"/>
+          </w:tcPr>
+          <w:p>
+            <w:pPr>
+              <w:rPr>
+                <w:lang w:val="de-AT"/>
+              </w:rPr>
+            </w:pPr>
+            <w:r>
+              <w:rPr>
+                <w:lang w:val="de-AT"/>
+              </w:rPr>
+              <w:t>A-</w:t>
+            </w:r>
+          </w:p>
+        </w:tc>
+        <w:tc>
+          <w:tcPr>
+            <w:tcW w:w="1879" w:type="dxa"/>
+          </w:tcPr>
+          <w:p>
+            <w:pPr>
+              <w:rPr>
+                <w:lang w:val="de-AT"/>
+              </w:rPr>
+            </w:pPr>
+            <w:r>
+              <w:rPr>
+                <w:lang w:val="de-AT"/>
+              </w:rPr>
+              <w:t>INA-V</w:t>
+            </w:r>
+          </w:p>
+        </w:tc>
+        <w:tc>
+          <w:tcPr>
+            <w:tcW w:w="1880" w:type="dxa"/>
+          </w:tcPr>
+          <w:p>
+            <w:pPr>
+              <w:rPr>
+                <w:lang w:val="de-AT"/>
+              </w:rPr>
+            </w:pPr>
+            <w:proofErr w:type="spellStart"/>
+            <w:r>
+              <w:rPr>
+                <w:lang w:val="de-AT"/>
+              </w:rPr>
+              <w:t>OpAmp</w:t>
+            </w:r>
+            <w:proofErr w:type="spellEnd"/>
+            <w:r>
+              <w:rPr>
+                <w:lang w:val="de-AT"/>
+              </w:rPr>
+              <w:t>-V</w:t>
+            </w:r>
+          </w:p>
+        </w:tc>
+      </w:tr>
+      <w:tr>
+        <w:tc>
+          <w:tcPr>
+            <w:tcW w:w="1879" w:type="dxa"/>
+          </w:tcPr>
+          <w:p>
+            <w:pPr>
+              <w:rPr>
+                <w:lang w:val="de-AT"/>
+              </w:rPr>
+            </w:pPr>
+            <w:r>
+              <w:rPr>
+                <w:lang w:val="de-AT"/>
+              </w:rPr>
+              <w:t>Leer (reiner Waage Aufbau)</w:t>
+            </w:r>
+          </w:p>
+        </w:tc>
+        <w:tc>
+          <w:tcPr>
+            <w:tcW w:w="1879" w:type="dxa"/>
+          </w:tcPr>
+          <w:p>
+            <w:pPr>
+              <w:rPr>
+                <w:lang w:val="de-AT"/>
+              </w:rPr>
+            </w:pPr>
+            <w:r>
+              <w:rPr>
+                <w:lang w:val="de-AT"/>
+              </w:rPr>
+              <w:t>1</w:t>
+            </w:r>
+            <w:r>
+              <w:rPr>
+                <w:lang w:val="de-AT"/>
+              </w:rPr>
+              <w:t>,</w:t>
+            </w:r>
+            <w:r>
+              <w:rPr>
+                <w:lang w:val="de-AT"/>
+              </w:rPr>
+              <w:t>64</w:t>
+            </w:r>
+          </w:p>
+        </w:tc>
+        <w:tc>
+          <w:tcPr>
+            <w:tcW w:w="1879" w:type="dxa"/>
+          </w:tcPr>
+          <w:p>
+            <w:pPr>
+              <w:rPr>
+                <w:lang w:val="de-AT"/>
+              </w:rPr>
+            </w:pPr>
+            <w:r>
+              <w:rPr>
+                <w:lang w:val="de-AT"/>
+              </w:rPr>
+              <w:t>1</w:t>
+            </w:r>
+            <w:r>
+              <w:rPr>
+                <w:lang w:val="de-AT"/>
+              </w:rPr>
+              <w:t>,</w:t>
+            </w:r>
+            <w:r>
+              <w:rPr>
+                <w:lang w:val="de-AT"/>
+              </w:rPr>
+              <w:t>636</w:t>
+            </w:r>
+          </w:p>
+        </w:tc>
+        <w:tc>
+          <w:tcPr>
+            <w:tcW w:w="1879" w:type="dxa"/>
+          </w:tcPr>
+          <w:p>
+            <w:pPr>
+              <w:rPr>
+                <w:lang w:val="de-AT"/>
+              </w:rPr>
+            </w:pPr>
+            <w:r>
+              <w:rPr>
+                <w:lang w:val="de-AT"/>
+              </w:rPr>
+              <w:t>1</w:t>
+            </w:r>
+            <w:r>
+              <w:rPr>
+                <w:lang w:val="de-AT"/>
+              </w:rPr>
+              <w:t>,</w:t>
+            </w:r>
+            <w:r>
+              <w:rPr>
+                <w:lang w:val="de-AT"/>
+              </w:rPr>
+              <w:t>64</w:t>
+            </w:r>
+          </w:p>
+        </w:tc>
+        <w:tc>
+          <w:tcPr>
+            <w:tcW w:w="1880" w:type="dxa"/>
+          </w:tcPr>
+          <w:p>
+            <w:pPr>
+              <w:rPr>
+                <w:lang w:val="de-AT"/>
+              </w:rPr>
+            </w:pPr>
+            <w:r>
+              <w:rPr>
+                <w:lang w:val="de-AT"/>
+              </w:rPr>
+              <w:t>1</w:t>
+            </w:r>
+            <w:r>
+              <w:rPr>
+                <w:lang w:val="de-AT"/>
+              </w:rPr>
+              <w:t>,</w:t>
+            </w:r>
+            <w:r>
+              <w:rPr>
+                <w:lang w:val="de-AT"/>
+              </w:rPr>
+              <w:t>60</w:t>
+            </w:r>
+          </w:p>
+        </w:tc>
+      </w:tr>
+      <w:tr>
+        <w:tc>
+          <w:tcPr>
+            <w:tcW w:w="1879" w:type="dxa"/>
+          </w:tcPr>
+          <w:p>
+            <w:r>
+              <w:t>Nothing Phone 3a Pro (2</w:t>
+            </w:r>
+            <w:r>
+              <w:t>20</w:t>
+            </w:r>
+            <w:r>
+              <w:t>g</w:t>
+            </w:r>
+            <w:r>
+              <w:t>)</w:t>
+            </w:r>
+          </w:p>
+        </w:tc>
+        <w:tc>
+          <w:tcPr>
+            <w:tcW w:w="1879" w:type="dxa"/>
+          </w:tcPr>
+          <w:p>
+            <w:r>
+              <w:t>1,641</w:t>
+            </w:r>
+          </w:p>
+        </w:tc>
+        <w:tc>
+          <w:tcPr>
+            <w:tcW w:w="1879" w:type="dxa"/>
+          </w:tcPr>
+          <w:p>
+            <w:r>
+              <w:t>1,636</w:t>
+            </w:r>
+          </w:p>
+        </w:tc>
+        <w:tc>
+          <w:tcPr>
+            <w:tcW w:w="1879" w:type="dxa"/>
+          </w:tcPr>
+          <w:p>
+            <w:r>
+              <w:t>1,64</w:t>
+            </w:r>
+          </w:p>
+        </w:tc>
+        <w:tc>
+          <w:tcPr>
+            <w:tcW w:w="1880" w:type="dxa"/>
+          </w:tcPr>
+          <w:p>
+            <w:r>
+              <w:t>1,623</w:t>
+            </w:r>
+          </w:p>
+        </w:tc>
+      </w:tr>
+      <w:tr>
+        <w:tc>
+          <w:tcPr>
+            <w:tcW w:w="1879" w:type="dxa"/>
+          </w:tcPr>
+          <w:p>
+            <w:r>
+              <w:t xml:space="preserve">ca. 1.1L </w:t>
+            </w:r>
+            <w:proofErr w:type="spellStart"/>
+            <w:r>
+              <w:t>Wasserflasche</w:t>
+            </w:r>
+            <w:proofErr w:type="spellEnd"/>
+          </w:p>
+        </w:tc>
+        <w:tc>
+          <w:tcPr>
+            <w:tcW w:w="1879" w:type="dxa"/>
+          </w:tcPr>
+          <w:p>
+            <w:r>
+              <w:t>1</w:t>
+            </w:r>
+            <w:r>
+              <w:t>,645</w:t>
+            </w:r>
+          </w:p>
+        </w:tc>
+        <w:tc>
+          <w:tcPr>
+            <w:tcW w:w="1879" w:type="dxa"/>
+          </w:tcPr>
+          <w:p>
+            <w:r>
+              <w:t>1</w:t>
+            </w:r>
+            <w:r>
+              <w:t>,</w:t>
+            </w:r>
+            <w:r>
+              <w:t>63</w:t>
+            </w:r>
+            <w:r>
+              <w:t>7</w:t>
+            </w:r>
+          </w:p>
+        </w:tc>
+        <w:tc>
+          <w:tcPr>
+            <w:tcW w:w="1879" w:type="dxa"/>
+          </w:tcPr>
+          <w:p>
+            <w:r>
+              <w:t>1</w:t>
+            </w:r>
+            <w:r>
+              <w:t>,</w:t>
+            </w:r>
+            <w:r>
+              <w:t>65</w:t>
+            </w:r>
+          </w:p>
+        </w:tc>
+        <w:tc>
+          <w:tcPr>
+            <w:tcW w:w="1880" w:type="dxa"/>
+          </w:tcPr>
+          <w:p>
+            <w:r>
+              <w:t>1</w:t>
+            </w:r>
+            <w:r>
+              <w:t>,</w:t>
+            </w:r>
+            <w:r>
+              <w:t>69</w:t>
+            </w:r>
+          </w:p>
+        </w:tc>
+      </w:tr>
+    </w:tbl>
+    <w:p/>
+    <w:p>
+      <w:r>
+        <w:rPr>
+          <w:noProof/>
+        </w:rPr>
+        <w:drawing>
+          <wp:inline distT="0" distB="0" distL="0" distR="0" wp14:anchorId="653727E8" wp14:editId="186980CB">
+            <wp:extent cx="5486400" cy="3200400"/>
+            <wp:effectExtent l="0" t="0" r="0" b="0"/>
+            <wp:docPr id="1222957887" name="Diagramm 5"/>
+            <wp:cNvGraphicFramePr/>
+            <a:graphic xmlns:a="http://schemas.openxmlformats.org/drawingml/2006/main">
+              <a:graphicData uri="http://schemas.openxmlformats.org/drawingml/2006/chart">
+                <c:chart xmlns:c="http://schemas.openxmlformats.org/drawingml/2006/chart" xmlns:r="http://schemas.openxmlformats.org/officeDocument/2006/relationships" r:id="rId14"/>
+              </a:graphicData>
+            </a:graphic>
+          </wp:inline>
+        </w:drawing>
+      </w:r>
+    </w:p>
+    <w:p>
+      <w:pPr>
+        <w:rPr>
+          <w:lang w:val="de-AT"/>
+        </w:rPr>
+      </w:pPr>
+      <w:r>
+        <w:rPr>
+          <w:lang w:val="de-AT"/>
+        </w:rPr>
+        <w:t>Die mit dem Oszilloskop durchgeführten Messungen zeigen, dass sich bei Änderung des Gewichts nur die Ausgangsspannung der gesamten Schaltung – also am Pin des Operationsverstärkers – deutlich sichtbar verändert. Diese Spannung steigt dabei lediglich geringfügig von etwa 1,6</w:t>
+      </w:r>
+      <w:r>
+        <w:rPr>
+          <w:rFonts w:ascii="Arial" w:hAnsi="Arial" w:cs="Arial"/>
+          <w:lang w:val="de-AT"/>
+        </w:rPr>
+        <w:t> </w:t>
+      </w:r>
+      <w:r>
+        <w:rPr>
+          <w:lang w:val="de-AT"/>
+        </w:rPr>
+        <w:t>V an.</w:t>
+      </w:r>
+    </w:p>
+    <w:p>
+      <w:pPr>
+        <w:rPr>
+          <w:lang w:val="de-AT"/>
+        </w:rPr>
+      </w:pPr>
+      <w:r>
+        <w:rPr>
+          <w:lang w:val="de-AT"/>
+        </w:rPr>
+        <w:lastRenderedPageBreak/>
+        <w:t>Daraus lässt sich schließen, dass der INA155 selbst </w:t>
+      </w:r>
+      <w:r>
+        <w:rPr>
+          <w:b/>
+          <w:bCs/>
+          <w:lang w:val="de-AT"/>
+        </w:rPr>
+        <w:t>keine nennenswerte Verstärkung</w:t>
+      </w:r>
+      <w:r>
+        <w:rPr>
+          <w:lang w:val="de-AT"/>
+        </w:rPr>
+        <w:t> erbringt, obwohl er für eine Verstärkung um den Faktor 10 ausgelegt ist. Mögliche Ursachen hierfür sind:</w:t>
+      </w:r>
+    </w:p>
+    <w:p>
+      <w:pPr>
+        <w:numPr>
+          <w:ilvl w:val="0"/>
+          <w:numId w:val="22"/>
+        </w:numPr>
+        <w:rPr>
+          <w:lang w:val="de-AT"/>
+        </w:rPr>
+      </w:pPr>
+      <w:r>
+        <w:rPr>
+          <w:lang w:val="de-AT"/>
+        </w:rPr>
+        <w:t>Der INA155 funktioniert nicht optimal (z.</w:t>
+      </w:r>
+      <w:r>
+        <w:rPr>
+          <w:rFonts w:ascii="Arial" w:hAnsi="Arial" w:cs="Arial"/>
+          <w:lang w:val="de-AT"/>
+        </w:rPr>
+        <w:t> </w:t>
+      </w:r>
+      <w:r>
+        <w:rPr>
+          <w:lang w:val="de-AT"/>
+        </w:rPr>
+        <w:t>B. aufgrund falscher Beschaltung oder eines defekten Bauteils).</w:t>
+      </w:r>
+    </w:p>
+    <w:p>
+      <w:pPr>
+        <w:numPr>
+          <w:ilvl w:val="0"/>
+          <w:numId w:val="22"/>
+        </w:numPr>
+        <w:rPr>
+          <w:lang w:val="de-AT"/>
+        </w:rPr>
+      </w:pPr>
+      <w:r>
+        <w:rPr>
+          <w:lang w:val="de-AT"/>
+        </w:rPr>
+        <w:t>Die Eingangssignale sind so klein, dass sie auch nach Verstärkung im Ausgangssignal kaum sichtbar werden.</w:t>
+      </w:r>
+    </w:p>
+    <w:p>
+      <w:pPr>
+        <w:rPr>
+          <w:lang w:val="de-AT"/>
+        </w:rPr>
+      </w:pPr>
+      <w:r>
+        <w:rPr>
+          <w:lang w:val="de-AT"/>
+        </w:rPr>
+        <w:t>Die konkreten Ausgangswerte und deren Variation sind in der </w:t>
+      </w:r>
+      <w:proofErr w:type="gramStart"/>
+      <w:r>
+        <w:rPr>
+          <w:b/>
+          <w:bCs/>
+          <w:lang w:val="de-AT"/>
+        </w:rPr>
+        <w:t>oben stehenden</w:t>
+      </w:r>
+      <w:proofErr w:type="gramEnd"/>
+      <w:r>
+        <w:rPr>
+          <w:b/>
+          <w:bCs/>
+          <w:lang w:val="de-AT"/>
+        </w:rPr>
+        <w:t xml:space="preserve"> Tabelle</w:t>
+      </w:r>
+      <w:r>
+        <w:rPr>
+          <w:lang w:val="de-AT"/>
+        </w:rPr>
+        <w:t> bzw. im </w:t>
+      </w:r>
+      <w:r>
+        <w:rPr>
+          <w:b/>
+          <w:bCs/>
+          <w:lang w:val="de-AT"/>
+        </w:rPr>
+        <w:t>darüber dargestellten Diagramm</w:t>
+      </w:r>
+      <w:r>
+        <w:rPr>
+          <w:lang w:val="de-AT"/>
+        </w:rPr>
+        <w:t> ersichtlich.</w:t>
+      </w:r>
+    </w:p>
+    <w:p>
+      <w:pPr>
+        <w:rPr>
+          <w:lang w:val="de-AT"/>
+        </w:rPr>
+      </w:pPr>
     </w:p>
     <w:sectPr>
       <w:pgSz w:w="12240" w:h="15840"/>
@@ -2253,6 +3331,92 @@
     </w:lvl>
   </w:abstractNum>
   <w:abstractNum w:abstractNumId="5" w15:restartNumberingAfterBreak="0">
+    <w:nsid w:val="184B3668"/>
+    <w:multiLevelType w:val="hybridMultilevel"/>
+    <w:tmpl w:val="A6EC1C20"/>
+    <w:lvl w:ilvl="0" w:tplc="FFFFFFFF">
+      <w:start w:val="1"/>
+      <w:numFmt w:val="lowerLetter"/>
+      <w:lvlText w:val="%1)"/>
+      <w:lvlJc w:val="left"/>
+      <w:pPr>
+        <w:ind w:left="720" w:hanging="360"/>
+      </w:pPr>
+    </w:lvl>
+    <w:lvl w:ilvl="1" w:tplc="FFFFFFFF">
+      <w:start w:val="1"/>
+      <w:numFmt w:val="lowerLetter"/>
+      <w:lvlText w:val="%2."/>
+      <w:lvlJc w:val="left"/>
+      <w:pPr>
+        <w:ind w:left="1440" w:hanging="360"/>
+      </w:pPr>
+    </w:lvl>
+    <w:lvl w:ilvl="2" w:tplc="FFFFFFFF" w:tentative="1">
+      <w:start w:val="1"/>
+      <w:numFmt w:val="lowerRoman"/>
+      <w:lvlText w:val="%3."/>
+      <w:lvlJc w:val="right"/>
+      <w:pPr>
+        <w:ind w:left="2160" w:hanging="180"/>
+      </w:pPr>
+    </w:lvl>
+    <w:lvl w:ilvl="3" w:tplc="FFFFFFFF" w:tentative="1">
+      <w:start w:val="1"/>
+      <w:numFmt w:val="decimal"/>
+      <w:lvlText w:val="%4."/>
+      <w:lvlJc w:val="left"/>
+      <w:pPr>
+        <w:ind w:left="2880" w:hanging="360"/>
+      </w:pPr>
+    </w:lvl>
+    <w:lvl w:ilvl="4" w:tplc="FFFFFFFF" w:tentative="1">
+      <w:start w:val="1"/>
+      <w:numFmt w:val="lowerLetter"/>
+      <w:lvlText w:val="%5."/>
+      <w:lvlJc w:val="left"/>
+      <w:pPr>
+        <w:ind w:left="3600" w:hanging="360"/>
+      </w:pPr>
+    </w:lvl>
+    <w:lvl w:ilvl="5" w:tplc="FFFFFFFF" w:tentative="1">
+      <w:start w:val="1"/>
+      <w:numFmt w:val="lowerRoman"/>
+      <w:lvlText w:val="%6."/>
+      <w:lvlJc w:val="right"/>
+      <w:pPr>
+        <w:ind w:left="4320" w:hanging="180"/>
+      </w:pPr>
+    </w:lvl>
+    <w:lvl w:ilvl="6" w:tplc="FFFFFFFF" w:tentative="1">
+      <w:start w:val="1"/>
+      <w:numFmt w:val="decimal"/>
+      <w:lvlText w:val="%7."/>
+      <w:lvlJc w:val="left"/>
+      <w:pPr>
+        <w:ind w:left="5040" w:hanging="360"/>
+      </w:pPr>
+    </w:lvl>
+    <w:lvl w:ilvl="7" w:tplc="FFFFFFFF" w:tentative="1">
+      <w:start w:val="1"/>
+      <w:numFmt w:val="lowerLetter"/>
+      <w:lvlText w:val="%8."/>
+      <w:lvlJc w:val="left"/>
+      <w:pPr>
+        <w:ind w:left="5760" w:hanging="360"/>
+      </w:pPr>
+    </w:lvl>
+    <w:lvl w:ilvl="8" w:tplc="FFFFFFFF" w:tentative="1">
+      <w:start w:val="1"/>
+      <w:numFmt w:val="lowerRoman"/>
+      <w:lvlText w:val="%9."/>
+      <w:lvlJc w:val="right"/>
+      <w:pPr>
+        <w:ind w:left="6480" w:hanging="180"/>
+      </w:pPr>
+    </w:lvl>
+  </w:abstractNum>
+  <w:abstractNum w:abstractNumId="6" w15:restartNumberingAfterBreak="0">
     <w:nsid w:val="1FE67783"/>
     <w:multiLevelType w:val="hybridMultilevel"/>
     <w:tmpl w:val="721E7EA0"/>
@@ -2338,7 +3502,120 @@
       </w:pPr>
     </w:lvl>
   </w:abstractNum>
-  <w:abstractNum w:abstractNumId="6" w15:restartNumberingAfterBreak="0">
+  <w:abstractNum w:abstractNumId="7" w15:restartNumberingAfterBreak="0">
+    <w:nsid w:val="24E34320"/>
+    <w:multiLevelType w:val="multilevel"/>
+    <w:tmpl w:val="EF14630E"/>
+    <w:lvl w:ilvl="0">
+      <w:start w:val="1"/>
+      <w:numFmt w:val="decimal"/>
+      <w:lvlText w:val="%1."/>
+      <w:lvlJc w:val="left"/>
+      <w:pPr>
+        <w:tabs>
+          <w:tab w:val="num" w:pos="720"/>
+        </w:tabs>
+        <w:ind w:left="720" w:hanging="360"/>
+      </w:pPr>
+    </w:lvl>
+    <w:lvl w:ilvl="1" w:tentative="1">
+      <w:start w:val="1"/>
+      <w:numFmt w:val="decimal"/>
+      <w:lvlText w:val="%2."/>
+      <w:lvlJc w:val="left"/>
+      <w:pPr>
+        <w:tabs>
+          <w:tab w:val="num" w:pos="1440"/>
+        </w:tabs>
+        <w:ind w:left="1440" w:hanging="360"/>
+      </w:pPr>
+    </w:lvl>
+    <w:lvl w:ilvl="2" w:tentative="1">
+      <w:start w:val="1"/>
+      <w:numFmt w:val="decimal"/>
+      <w:lvlText w:val="%3."/>
+      <w:lvlJc w:val="left"/>
+      <w:pPr>
+        <w:tabs>
+          <w:tab w:val="num" w:pos="2160"/>
+        </w:tabs>
+        <w:ind w:left="2160" w:hanging="360"/>
+      </w:pPr>
+    </w:lvl>
+    <w:lvl w:ilvl="3" w:tentative="1">
+      <w:start w:val="1"/>
+      <w:numFmt w:val="decimal"/>
+      <w:lvlText w:val="%4."/>
+      <w:lvlJc w:val="left"/>
+      <w:pPr>
+        <w:tabs>
+          <w:tab w:val="num" w:pos="2880"/>
+        </w:tabs>
+        <w:ind w:left="2880" w:hanging="360"/>
+      </w:pPr>
+    </w:lvl>
+    <w:lvl w:ilvl="4" w:tentative="1">
+      <w:start w:val="1"/>
+      <w:numFmt w:val="decimal"/>
+      <w:lvlText w:val="%5."/>
+      <w:lvlJc w:val="left"/>
+      <w:pPr>
+        <w:tabs>
+          <w:tab w:val="num" w:pos="3600"/>
+        </w:tabs>
+        <w:ind w:left="3600" w:hanging="360"/>
+      </w:pPr>
+    </w:lvl>
+    <w:lvl w:ilvl="5" w:tentative="1">
+      <w:start w:val="1"/>
+      <w:numFmt w:val="decimal"/>
+      <w:lvlText w:val="%6."/>
+      <w:lvlJc w:val="left"/>
+      <w:pPr>
+        <w:tabs>
+          <w:tab w:val="num" w:pos="4320"/>
+        </w:tabs>
+        <w:ind w:left="4320" w:hanging="360"/>
+      </w:pPr>
+    </w:lvl>
+    <w:lvl w:ilvl="6" w:tentative="1">
+      <w:start w:val="1"/>
+      <w:numFmt w:val="decimal"/>
+      <w:lvlText w:val="%7."/>
+      <w:lvlJc w:val="left"/>
+      <w:pPr>
+        <w:tabs>
+          <w:tab w:val="num" w:pos="5040"/>
+        </w:tabs>
+        <w:ind w:left="5040" w:hanging="360"/>
+      </w:pPr>
+    </w:lvl>
+    <w:lvl w:ilvl="7" w:tentative="1">
+      <w:start w:val="1"/>
+      <w:numFmt w:val="decimal"/>
+      <w:lvlText w:val="%8."/>
+      <w:lvlJc w:val="left"/>
+      <w:pPr>
+        <w:tabs>
+          <w:tab w:val="num" w:pos="5760"/>
+        </w:tabs>
+        <w:ind w:left="5760" w:hanging="360"/>
+      </w:pPr>
+    </w:lvl>
+    <w:lvl w:ilvl="8" w:tentative="1">
+      <w:start w:val="1"/>
+      <w:numFmt w:val="decimal"/>
+      <w:lvlText w:val="%9."/>
+      <w:lvlJc w:val="left"/>
+      <w:pPr>
+        <w:tabs>
+          <w:tab w:val="num" w:pos="6480"/>
+        </w:tabs>
+        <w:ind w:left="6480" w:hanging="360"/>
+      </w:pPr>
+    </w:lvl>
+  </w:abstractNum>
+  <w:abstractNum w:abstractNumId="8" w15:restartNumberingAfterBreak="0">
     <w:nsid w:val="263C785C"/>
     <w:multiLevelType w:val="hybridMultilevel"/>
     <w:tmpl w:val="9C1A131C"/>
@@ -2427,7 +3704,7 @@
       </w:pPr>
     </w:lvl>
   </w:abstractNum>
-  <w:abstractNum w:abstractNumId="7" w15:restartNumberingAfterBreak="0">
+  <w:abstractNum w:abstractNumId="9" w15:restartNumberingAfterBreak="0">
     <w:nsid w:val="3BB97A97"/>
     <w:multiLevelType w:val="hybridMultilevel"/>
     <w:tmpl w:val="A6EC1C20"/>
@@ -2513,7 +3790,7 @@
       </w:pPr>
     </w:lvl>
   </w:abstractNum>
-  <w:abstractNum w:abstractNumId="8" w15:restartNumberingAfterBreak="0">
+  <w:abstractNum w:abstractNumId="10" w15:restartNumberingAfterBreak="0">
     <w:nsid w:val="45B62380"/>
     <w:multiLevelType w:val="hybridMultilevel"/>
     <w:tmpl w:val="60CCD354"/>
@@ -2599,7 +3876,7 @@
       </w:pPr>
     </w:lvl>
   </w:abstractNum>
-  <w:abstractNum w:abstractNumId="9" w15:restartNumberingAfterBreak="0">
+  <w:abstractNum w:abstractNumId="11" w15:restartNumberingAfterBreak="0">
     <w:nsid w:val="79434313"/>
     <w:multiLevelType w:val="hybridMultilevel"/>
     <w:tmpl w:val="E4AC5E82"/>
@@ -2752,13 +4029,13 @@
     <w:abstractNumId w:val="2"/>
   </w:num>
   <w:num w:numId="14" w16cid:durableId="1771510483">
-    <w:abstractNumId w:val="6"/>
+    <w:abstractNumId w:val="8"/>
   </w:num>
   <w:num w:numId="15" w16cid:durableId="1488782492">
-    <w:abstractNumId w:val="9"/>
+    <w:abstractNumId w:val="11"/>
   </w:num>
   <w:num w:numId="16" w16cid:durableId="2071031912">
-    <w:abstractNumId w:val="5"/>
+    <w:abstractNumId w:val="6"/>
   </w:num>
   <w:num w:numId="17" w16cid:durableId="324208381">
     <w:abstractNumId w:val="4"/>
@@ -2767,9 +4044,15 @@
     <w:abstractNumId w:val="3"/>
   </w:num>
   <w:num w:numId="19" w16cid:durableId="689768025">
-    <w:abstractNumId w:val="8"/>
+    <w:abstractNumId w:val="10"/>
   </w:num>
   <w:num w:numId="20" w16cid:durableId="148208689">
+    <w:abstractNumId w:val="9"/>
+  </w:num>
+  <w:num w:numId="21" w16cid:durableId="2026596412">
+    <w:abstractNumId w:val="5"/>
+  </w:num>
+  <w:num w:numId="22" w16cid:durableId="1411925488">
     <w:abstractNumId w:val="7"/>
   </w:num>
 </w:numbering>
@@ -2793,6 +4076,7 @@
     </w:pPrDefault>
   </w:docDefaults>
   <w:latentStyles w:defLockedState="0" w:defUIPriority="0" w:defSemiHidden="0" w:defUnhideWhenUsed="0" w:defQFormat="0" w:count="376">
+    <w:lsdException w:name="Normal (Web)" w:uiPriority="99"/>
     <w:lsdException w:name="Normal Table" w:semiHidden="1" w:unhideWhenUsed="1"/>
     <w:lsdException w:name="Table Simple 1" w:semiHidden="1" w:unhideWhenUsed="1"/>
     <w:lsdException w:name="Table Simple 2" w:semiHidden="1" w:unhideWhenUsed="1"/>
@@ -3242,7 +4526,6 @@
   <w:style w:type="character" w:default="1" w:styleId="Absatz-Standardschriftart">
     <w:name w:val="Default Paragraph Font"/>
     <w:uiPriority w:val="1"/>
-    <w:semiHidden/>
     <w:unhideWhenUsed/>
   </w:style>
   <w:style w:type="table" w:default="1" w:styleId="NormaleTabelle">
@@ -3269,6 +4552,7 @@
   <w:style w:type="paragraph" w:styleId="Textkrper">
     <w:name w:val="Body Text"/>
     <w:basedOn w:val="Standard"/>
+    <w:link w:val="TextkrperZchn"/>
     <w:qFormat/>
     <w:pPr>
       <w:spacing w:before="180" w:after="180"/>
@@ -4013,7 +5297,1135 @@
       <w:shd w:val="clear" w:color="auto" w:fill="F1F3F5"/>
     </w:rPr>
   </w:style>
+  <w:style w:type="character" w:customStyle="1" w:styleId="TextkrperZchn">
+    <w:name w:val="Textkörper Zchn"/>
+    <w:basedOn w:val="Absatz-Standardschriftart"/>
+    <w:link w:val="Textkrper"/>
+    <w:rsid w:val="00CC6647"/>
+  </w:style>
+  <w:style w:type="paragraph" w:styleId="StandardWeb">
+    <w:name w:val="Normal (Web)"/>
+    <w:basedOn w:val="Standard"/>
+    <w:uiPriority w:val="99"/>
+    <w:unhideWhenUsed/>
+    <w:rsid w:val="00CC6647"/>
+    <w:pPr>
+      <w:spacing w:before="100" w:beforeAutospacing="1" w:after="100" w:afterAutospacing="1"/>
+    </w:pPr>
+    <w:rPr>
+      <w:rFonts w:ascii="Times New Roman" w:eastAsia="Times New Roman" w:hAnsi="Times New Roman" w:cs="Times New Roman"/>
+      <w:lang w:val="de-AT" w:eastAsia="de-AT"/>
+    </w:rPr>
+  </w:style>
+  <w:style w:type="paragraph" w:styleId="Listenabsatz">
+    <w:name w:val="List Paragraph"/>
+    <w:basedOn w:val="Standard"/>
+    <w:rsid w:val="008B5B91"/>
+    <w:pPr>
+      <w:ind w:left="720"/>
+      <w:contextualSpacing/>
+    </w:pPr>
+  </w:style>
+  <w:style w:type="table" w:styleId="Tabellenraster">
+    <w:name w:val="Table Grid"/>
+    <w:basedOn w:val="NormaleTabelle"/>
+    <w:rsid w:val="000801A7"/>
+    <w:pPr>
+      <w:spacing w:after="0"/>
+    </w:pPr>
+    <w:tblPr>
+      <w:tblBorders>
+        <w:top w:val="single" w:sz="4" w:space="0" w:color="auto"/>
+        <w:left w:val="single" w:sz="4" w:space="0" w:color="auto"/>
+        <w:bottom w:val="single" w:sz="4" w:space="0" w:color="auto"/>
+        <w:right w:val="single" w:sz="4" w:space="0" w:color="auto"/>
+        <w:insideH w:val="single" w:sz="4" w:space="0" w:color="auto"/>
+        <w:insideV w:val="single" w:sz="4" w:space="0" w:color="auto"/>
+      </w:tblBorders>
+    </w:tblPr>
+  </w:style>
 </w:styles>
+</file>
+
+<file path=word/charts/chart1.xml><?xml version="1.0" encoding="utf-8"?>
+<c:chartSpace xmlns:c="http://schemas.openxmlformats.org/drawingml/2006/chart" xmlns:a="http://schemas.openxmlformats.org/drawingml/2006/main" xmlns:r="http://schemas.openxmlformats.org/officeDocument/2006/relationships" xmlns:c16r2="http://schemas.microsoft.com/office/drawing/2015/06/chart">
+  <c:date1904 val="0"/>
+  <c:lang val="de-DE"/>
+  <c:roundedCorners val="0"/>
+  <mc:AlternateContent xmlns:mc="http://schemas.openxmlformats.org/markup-compatibility/2006">
+    <mc:Choice xmlns:c14="http://schemas.microsoft.com/office/drawing/2007/8/2/chart" Requires="c14">
+      <c14:style val="102"/>
+    </mc:Choice>
+    <mc:Fallback>
+      <c:style val="2"/>
+    </mc:Fallback>
+  </mc:AlternateContent>
+  <c:chart>
+    <c:title>
+      <c:overlay val="0"/>
+      <c:spPr>
+        <a:noFill/>
+        <a:ln>
+          <a:noFill/>
+        </a:ln>
+        <a:effectLst/>
+      </c:spPr>
+      <c:txPr>
+        <a:bodyPr rot="0" spcFirstLastPara="1" vertOverflow="ellipsis" vert="horz" wrap="square" anchor="ctr" anchorCtr="1"/>
+        <a:lstStyle/>
+        <a:p>
+          <a:pPr>
+            <a:defRPr sz="1400" b="0" i="0" u="none" strike="noStrike" kern="1200" spc="0" baseline="0">
+              <a:solidFill>
+                <a:schemeClr val="tx1">
+                  <a:lumMod val="65000"/>
+                  <a:lumOff val="35000"/>
+                </a:schemeClr>
+              </a:solidFill>
+              <a:latin typeface="+mn-lt"/>
+              <a:ea typeface="+mn-ea"/>
+              <a:cs typeface="+mn-cs"/>
+            </a:defRPr>
+          </a:pPr>
+          <a:endParaRPr lang="de-DE"/>
+        </a:p>
+      </c:txPr>
+    </c:title>
+    <c:autoTitleDeleted val="0"/>
+    <c:plotArea>
+      <c:layout/>
+      <c:lineChart>
+        <c:grouping val="standard"/>
+        <c:varyColors val="0"/>
+        <c:ser>
+          <c:idx val="0"/>
+          <c:order val="0"/>
+          <c:tx>
+            <c:strRef>
+              <c:f>Tabelle1!$B$1</c:f>
+              <c:strCache>
+                <c:ptCount val="1"/>
+                <c:pt idx="0">
+                  <c:v>A+</c:v>
+                </c:pt>
+              </c:strCache>
+            </c:strRef>
+          </c:tx>
+          <c:spPr>
+            <a:ln w="28575" cap="rnd">
+              <a:solidFill>
+                <a:schemeClr val="accent5">
+                  <a:lumMod val="60000"/>
+                  <a:lumOff val="40000"/>
+                </a:schemeClr>
+              </a:solidFill>
+              <a:round/>
+            </a:ln>
+            <a:effectLst/>
+          </c:spPr>
+          <c:marker>
+            <c:symbol val="none"/>
+          </c:marker>
+          <c:cat>
+            <c:strRef>
+              <c:f>Tabelle1!$A$2:$A$4</c:f>
+              <c:strCache>
+                <c:ptCount val="3"/>
+                <c:pt idx="0">
+                  <c:v>Leer (reiner Waage Aufbau)</c:v>
+                </c:pt>
+                <c:pt idx="1">
+                  <c:v>Nothing Phone 3a Pro (220g)</c:v>
+                </c:pt>
+                <c:pt idx="2">
+                  <c:v>ca. 1.1L Wasserflasche</c:v>
+                </c:pt>
+              </c:strCache>
+            </c:strRef>
+          </c:cat>
+          <c:val>
+            <c:numRef>
+              <c:f>Tabelle1!$B$2:$B$4</c:f>
+              <c:numCache>
+                <c:formatCode>General</c:formatCode>
+                <c:ptCount val="3"/>
+                <c:pt idx="0">
+                  <c:v>1.64</c:v>
+                </c:pt>
+                <c:pt idx="1">
+                  <c:v>1.641</c:v>
+                </c:pt>
+                <c:pt idx="2">
+                  <c:v>1.645</c:v>
+                </c:pt>
+              </c:numCache>
+            </c:numRef>
+          </c:val>
+          <c:smooth val="0"/>
+          <c:extLst>
+            <c:ext xmlns:c16="http://schemas.microsoft.com/office/drawing/2014/chart" uri="{C3380CC4-5D6E-409C-BE32-E72D297353CC}">
+              <c16:uniqueId val="{00000000-16CC-47C2-BA75-22BD0192A119}"/>
+            </c:ext>
+          </c:extLst>
+        </c:ser>
+        <c:ser>
+          <c:idx val="1"/>
+          <c:order val="1"/>
+          <c:tx>
+            <c:strRef>
+              <c:f>Tabelle1!$C$1</c:f>
+              <c:strCache>
+                <c:ptCount val="1"/>
+                <c:pt idx="0">
+                  <c:v>A-</c:v>
+                </c:pt>
+              </c:strCache>
+            </c:strRef>
+          </c:tx>
+          <c:spPr>
+            <a:ln w="28575" cap="rnd">
+              <a:solidFill>
+                <a:schemeClr val="accent2"/>
+              </a:solidFill>
+              <a:round/>
+            </a:ln>
+            <a:effectLst/>
+          </c:spPr>
+          <c:marker>
+            <c:symbol val="none"/>
+          </c:marker>
+          <c:cat>
+            <c:strRef>
+              <c:f>Tabelle1!$A$2:$A$4</c:f>
+              <c:strCache>
+                <c:ptCount val="3"/>
+                <c:pt idx="0">
+                  <c:v>Leer (reiner Waage Aufbau)</c:v>
+                </c:pt>
+                <c:pt idx="1">
+                  <c:v>Nothing Phone 3a Pro (220g)</c:v>
+                </c:pt>
+                <c:pt idx="2">
+                  <c:v>ca. 1.1L Wasserflasche</c:v>
+                </c:pt>
+              </c:strCache>
+            </c:strRef>
+          </c:cat>
+          <c:val>
+            <c:numRef>
+              <c:f>Tabelle1!$C$2:$C$4</c:f>
+              <c:numCache>
+                <c:formatCode>General</c:formatCode>
+                <c:ptCount val="3"/>
+                <c:pt idx="0">
+                  <c:v>1.6359999999999999</c:v>
+                </c:pt>
+                <c:pt idx="1">
+                  <c:v>1.6359999999999999</c:v>
+                </c:pt>
+                <c:pt idx="2">
+                  <c:v>1.637</c:v>
+                </c:pt>
+              </c:numCache>
+            </c:numRef>
+          </c:val>
+          <c:smooth val="0"/>
+          <c:extLst>
+            <c:ext xmlns:c16="http://schemas.microsoft.com/office/drawing/2014/chart" uri="{C3380CC4-5D6E-409C-BE32-E72D297353CC}">
+              <c16:uniqueId val="{00000001-16CC-47C2-BA75-22BD0192A119}"/>
+            </c:ext>
+          </c:extLst>
+        </c:ser>
+        <c:ser>
+          <c:idx val="2"/>
+          <c:order val="2"/>
+          <c:tx>
+            <c:strRef>
+              <c:f>Tabelle1!$D$1</c:f>
+              <c:strCache>
+                <c:ptCount val="1"/>
+                <c:pt idx="0">
+                  <c:v>INA-V</c:v>
+                </c:pt>
+              </c:strCache>
+            </c:strRef>
+          </c:tx>
+          <c:spPr>
+            <a:ln w="28575" cap="rnd">
+              <a:solidFill>
+                <a:schemeClr val="accent3"/>
+              </a:solidFill>
+              <a:round/>
+            </a:ln>
+            <a:effectLst/>
+          </c:spPr>
+          <c:marker>
+            <c:symbol val="none"/>
+          </c:marker>
+          <c:cat>
+            <c:strRef>
+              <c:f>Tabelle1!$A$2:$A$4</c:f>
+              <c:strCache>
+                <c:ptCount val="3"/>
+                <c:pt idx="0">
+                  <c:v>Leer (reiner Waage Aufbau)</c:v>
+                </c:pt>
+                <c:pt idx="1">
+                  <c:v>Nothing Phone 3a Pro (220g)</c:v>
+                </c:pt>
+                <c:pt idx="2">
+                  <c:v>ca. 1.1L Wasserflasche</c:v>
+                </c:pt>
+              </c:strCache>
+            </c:strRef>
+          </c:cat>
+          <c:val>
+            <c:numRef>
+              <c:f>Tabelle1!$D$2:$D$4</c:f>
+              <c:numCache>
+                <c:formatCode>General</c:formatCode>
+                <c:ptCount val="3"/>
+                <c:pt idx="0">
+                  <c:v>1.64</c:v>
+                </c:pt>
+                <c:pt idx="1">
+                  <c:v>1.64</c:v>
+                </c:pt>
+                <c:pt idx="2">
+                  <c:v>1.65</c:v>
+                </c:pt>
+              </c:numCache>
+            </c:numRef>
+          </c:val>
+          <c:smooth val="0"/>
+          <c:extLst>
+            <c:ext xmlns:c16="http://schemas.microsoft.com/office/drawing/2014/chart" uri="{C3380CC4-5D6E-409C-BE32-E72D297353CC}">
+              <c16:uniqueId val="{00000002-16CC-47C2-BA75-22BD0192A119}"/>
+            </c:ext>
+          </c:extLst>
+        </c:ser>
+        <c:ser>
+          <c:idx val="3"/>
+          <c:order val="3"/>
+          <c:tx>
+            <c:strRef>
+              <c:f>Tabelle1!$E$1</c:f>
+              <c:strCache>
+                <c:ptCount val="1"/>
+                <c:pt idx="0">
+                  <c:v>OpAmp-V</c:v>
+                </c:pt>
+              </c:strCache>
+            </c:strRef>
+          </c:tx>
+          <c:spPr>
+            <a:ln w="28575" cap="rnd">
+              <a:solidFill>
+                <a:schemeClr val="accent4"/>
+              </a:solidFill>
+              <a:round/>
+            </a:ln>
+            <a:effectLst/>
+          </c:spPr>
+          <c:marker>
+            <c:symbol val="none"/>
+          </c:marker>
+          <c:cat>
+            <c:strRef>
+              <c:f>Tabelle1!$A$2:$A$4</c:f>
+              <c:strCache>
+                <c:ptCount val="3"/>
+                <c:pt idx="0">
+                  <c:v>Leer (reiner Waage Aufbau)</c:v>
+                </c:pt>
+                <c:pt idx="1">
+                  <c:v>Nothing Phone 3a Pro (220g)</c:v>
+                </c:pt>
+                <c:pt idx="2">
+                  <c:v>ca. 1.1L Wasserflasche</c:v>
+                </c:pt>
+              </c:strCache>
+            </c:strRef>
+          </c:cat>
+          <c:val>
+            <c:numRef>
+              <c:f>Tabelle1!$E$2:$E$4</c:f>
+              <c:numCache>
+                <c:formatCode>General</c:formatCode>
+                <c:ptCount val="3"/>
+                <c:pt idx="0">
+                  <c:v>1.6</c:v>
+                </c:pt>
+                <c:pt idx="1">
+                  <c:v>1.623</c:v>
+                </c:pt>
+                <c:pt idx="2">
+                  <c:v>1.69</c:v>
+                </c:pt>
+              </c:numCache>
+            </c:numRef>
+          </c:val>
+          <c:smooth val="0"/>
+          <c:extLst>
+            <c:ext xmlns:c16="http://schemas.microsoft.com/office/drawing/2014/chart" uri="{C3380CC4-5D6E-409C-BE32-E72D297353CC}">
+              <c16:uniqueId val="{00000003-16CC-47C2-BA75-22BD0192A119}"/>
+            </c:ext>
+          </c:extLst>
+        </c:ser>
+        <c:dLbls>
+          <c:showLegendKey val="0"/>
+          <c:showVal val="0"/>
+          <c:showCatName val="0"/>
+          <c:showSerName val="0"/>
+          <c:showPercent val="0"/>
+          <c:showBubbleSize val="0"/>
+        </c:dLbls>
+        <c:smooth val="0"/>
+        <c:axId val="82031696"/>
+        <c:axId val="82036976"/>
+      </c:lineChart>
+      <c:catAx>
+        <c:axId val="82031696"/>
+        <c:scaling>
+          <c:orientation val="minMax"/>
+        </c:scaling>
+        <c:delete val="0"/>
+        <c:axPos val="b"/>
+        <c:numFmt formatCode="General" sourceLinked="1"/>
+        <c:majorTickMark val="none"/>
+        <c:minorTickMark val="none"/>
+        <c:tickLblPos val="nextTo"/>
+        <c:spPr>
+          <a:noFill/>
+          <a:ln w="9525" cap="flat" cmpd="sng" algn="ctr">
+            <a:solidFill>
+              <a:schemeClr val="tx1">
+                <a:lumMod val="15000"/>
+                <a:lumOff val="85000"/>
+              </a:schemeClr>
+            </a:solidFill>
+            <a:round/>
+          </a:ln>
+          <a:effectLst/>
+        </c:spPr>
+        <c:txPr>
+          <a:bodyPr rot="-60000000" spcFirstLastPara="1" vertOverflow="ellipsis" vert="horz" wrap="square" anchor="ctr" anchorCtr="1"/>
+          <a:lstStyle/>
+          <a:p>
+            <a:pPr>
+              <a:defRPr sz="900" b="0" i="0" u="none" strike="noStrike" kern="1200" baseline="0">
+                <a:solidFill>
+                  <a:schemeClr val="tx1">
+                    <a:lumMod val="65000"/>
+                    <a:lumOff val="35000"/>
+                  </a:schemeClr>
+                </a:solidFill>
+                <a:latin typeface="+mn-lt"/>
+                <a:ea typeface="+mn-ea"/>
+                <a:cs typeface="+mn-cs"/>
+              </a:defRPr>
+            </a:pPr>
+            <a:endParaRPr lang="de-DE"/>
+          </a:p>
+        </c:txPr>
+        <c:crossAx val="82036976"/>
+        <c:crosses val="autoZero"/>
+        <c:auto val="1"/>
+        <c:lblAlgn val="ctr"/>
+        <c:lblOffset val="100"/>
+        <c:noMultiLvlLbl val="0"/>
+      </c:catAx>
+      <c:valAx>
+        <c:axId val="82036976"/>
+        <c:scaling>
+          <c:orientation val="minMax"/>
+        </c:scaling>
+        <c:delete val="0"/>
+        <c:axPos val="l"/>
+        <c:majorGridlines>
+          <c:spPr>
+            <a:ln w="9525" cap="flat" cmpd="sng" algn="ctr">
+              <a:solidFill>
+                <a:schemeClr val="tx1">
+                  <a:lumMod val="15000"/>
+                  <a:lumOff val="85000"/>
+                </a:schemeClr>
+              </a:solidFill>
+              <a:round/>
+            </a:ln>
+            <a:effectLst/>
+          </c:spPr>
+        </c:majorGridlines>
+        <c:numFmt formatCode="General" sourceLinked="1"/>
+        <c:majorTickMark val="none"/>
+        <c:minorTickMark val="none"/>
+        <c:tickLblPos val="nextTo"/>
+        <c:spPr>
+          <a:noFill/>
+          <a:ln>
+            <a:noFill/>
+          </a:ln>
+          <a:effectLst/>
+        </c:spPr>
+        <c:txPr>
+          <a:bodyPr rot="-60000000" spcFirstLastPara="1" vertOverflow="ellipsis" vert="horz" wrap="square" anchor="ctr" anchorCtr="1"/>
+          <a:lstStyle/>
+          <a:p>
+            <a:pPr>
+              <a:defRPr sz="900" b="0" i="0" u="none" strike="noStrike" kern="1200" baseline="0">
+                <a:solidFill>
+                  <a:schemeClr val="tx1">
+                    <a:lumMod val="65000"/>
+                    <a:lumOff val="35000"/>
+                  </a:schemeClr>
+                </a:solidFill>
+                <a:latin typeface="+mn-lt"/>
+                <a:ea typeface="+mn-ea"/>
+                <a:cs typeface="+mn-cs"/>
+              </a:defRPr>
+            </a:pPr>
+            <a:endParaRPr lang="de-DE"/>
+          </a:p>
+        </c:txPr>
+        <c:crossAx val="82031696"/>
+        <c:crosses val="autoZero"/>
+        <c:crossBetween val="between"/>
+      </c:valAx>
+      <c:spPr>
+        <a:noFill/>
+        <a:ln>
+          <a:noFill/>
+        </a:ln>
+        <a:effectLst/>
+      </c:spPr>
+    </c:plotArea>
+    <c:legend>
+      <c:legendPos val="b"/>
+      <c:overlay val="0"/>
+      <c:spPr>
+        <a:noFill/>
+        <a:ln>
+          <a:noFill/>
+        </a:ln>
+        <a:effectLst/>
+      </c:spPr>
+      <c:txPr>
+        <a:bodyPr rot="0" spcFirstLastPara="1" vertOverflow="ellipsis" vert="horz" wrap="square" anchor="ctr" anchorCtr="1"/>
+        <a:lstStyle/>
+        <a:p>
+          <a:pPr>
+            <a:defRPr sz="900" b="0" i="0" u="none" strike="noStrike" kern="1200" baseline="0">
+              <a:solidFill>
+                <a:schemeClr val="tx1">
+                  <a:lumMod val="65000"/>
+                  <a:lumOff val="35000"/>
+                </a:schemeClr>
+              </a:solidFill>
+              <a:latin typeface="+mn-lt"/>
+              <a:ea typeface="+mn-ea"/>
+              <a:cs typeface="+mn-cs"/>
+            </a:defRPr>
+          </a:pPr>
+          <a:endParaRPr lang="de-DE"/>
+        </a:p>
+      </c:txPr>
+    </c:legend>
+    <c:plotVisOnly val="1"/>
+    <c:dispBlanksAs val="gap"/>
+    <c:showDLblsOverMax val="0"/>
+    <c:extLst>
+      <c:ext xmlns:c16r3="http://schemas.microsoft.com/office/drawing/2017/03/chart" uri="{56B9EC1D-385E-4148-901F-78D8002777C0}">
+        <c16r3:dataDisplayOptions16>
+          <c16r3:dispNaAsBlank val="1"/>
+        </c16r3:dataDisplayOptions16>
+      </c:ext>
+    </c:extLst>
+  </c:chart>
+  <c:spPr>
+    <a:solidFill>
+      <a:schemeClr val="bg1"/>
+    </a:solidFill>
+    <a:ln w="9525" cap="flat" cmpd="sng" algn="ctr">
+      <a:solidFill>
+        <a:schemeClr val="tx1">
+          <a:lumMod val="15000"/>
+          <a:lumOff val="85000"/>
+        </a:schemeClr>
+      </a:solidFill>
+      <a:round/>
+    </a:ln>
+    <a:effectLst/>
+  </c:spPr>
+  <c:txPr>
+    <a:bodyPr/>
+    <a:lstStyle/>
+    <a:p>
+      <a:pPr>
+        <a:defRPr/>
+      </a:pPr>
+      <a:endParaRPr lang="de-DE"/>
+    </a:p>
+  </c:txPr>
+  <c:externalData r:id="rId3">
+    <c:autoUpdate val="0"/>
+  </c:externalData>
+</c:chartSpace>
+</file>
+
+<file path=word/charts/colors1.xml><?xml version="1.0" encoding="utf-8"?>
+<cs:colorStyle xmlns:cs="http://schemas.microsoft.com/office/drawing/2012/chartStyle" xmlns:a="http://schemas.openxmlformats.org/drawingml/2006/main" meth="cycle" id="10">
+  <a:schemeClr val="accent1"/>
+  <a:schemeClr val="accent2"/>
+  <a:schemeClr val="accent3"/>
+  <a:schemeClr val="accent4"/>
+  <a:schemeClr val="accent5"/>
+  <a:schemeClr val="accent6"/>
+  <cs:variation/>
+  <cs:variation>
+    <a:lumMod val="60000"/>
+  </cs:variation>
+  <cs:variation>
+    <a:lumMod val="80000"/>
+    <a:lumOff val="20000"/>
+  </cs:variation>
+  <cs:variation>
+    <a:lumMod val="80000"/>
+  </cs:variation>
+  <cs:variation>
+    <a:lumMod val="60000"/>
+    <a:lumOff val="40000"/>
+  </cs:variation>
+  <cs:variation>
+    <a:lumMod val="50000"/>
+  </cs:variation>
+  <cs:variation>
+    <a:lumMod val="70000"/>
+    <a:lumOff val="30000"/>
+  </cs:variation>
+  <cs:variation>
+    <a:lumMod val="70000"/>
+  </cs:variation>
+  <cs:variation>
+    <a:lumMod val="50000"/>
+    <a:lumOff val="50000"/>
+  </cs:variation>
+</cs:colorStyle>
+</file>
+
+<file path=word/charts/style1.xml><?xml version="1.0" encoding="utf-8"?>
+<cs:chartStyle xmlns:cs="http://schemas.microsoft.com/office/drawing/2012/chartStyle" xmlns:a="http://schemas.openxmlformats.org/drawingml/2006/main" id="227">
+  <cs:axisTitle>
+    <cs:lnRef idx="0"/>
+    <cs:fillRef idx="0"/>
+    <cs:effectRef idx="0"/>
+    <cs:fontRef idx="minor">
+      <a:schemeClr val="tx1">
+        <a:lumMod val="65000"/>
+        <a:lumOff val="35000"/>
+      </a:schemeClr>
+    </cs:fontRef>
+    <cs:defRPr sz="1000" kern="1200"/>
+  </cs:axisTitle>
+  <cs:categoryAxis>
+    <cs:lnRef idx="0"/>
+    <cs:fillRef idx="0"/>
+    <cs:effectRef idx="0"/>
+    <cs:fontRef idx="minor">
+      <a:schemeClr val="tx1">
+        <a:lumMod val="65000"/>
+        <a:lumOff val="35000"/>
+      </a:schemeClr>
+    </cs:fontRef>
+    <cs:spPr>
+      <a:ln w="9525" cap="flat" cmpd="sng" algn="ctr">
+        <a:solidFill>
+          <a:schemeClr val="tx1">
+            <a:lumMod val="15000"/>
+            <a:lumOff val="85000"/>
+          </a:schemeClr>
+        </a:solidFill>
+        <a:round/>
+      </a:ln>
+    </cs:spPr>
+    <cs:defRPr sz="900" kern="1200"/>
+  </cs:categoryAxis>
+  <cs:chartArea mods="allowNoFillOverride allowNoLineOverride">
+    <cs:lnRef idx="0"/>
+    <cs:fillRef idx="0"/>
+    <cs:effectRef idx="0"/>
+    <cs:fontRef idx="minor">
+      <a:schemeClr val="tx1"/>
+    </cs:fontRef>
+    <cs:spPr>
+      <a:solidFill>
+        <a:schemeClr val="bg1"/>
+      </a:solidFill>
+      <a:ln w="9525" cap="flat" cmpd="sng" algn="ctr">
+        <a:solidFill>
+          <a:schemeClr val="tx1">
+            <a:lumMod val="15000"/>
+            <a:lumOff val="85000"/>
+          </a:schemeClr>
+        </a:solidFill>
+        <a:round/>
+      </a:ln>
+    </cs:spPr>
+    <cs:defRPr sz="1000" kern="1200"/>
+  </cs:chartArea>
+  <cs:dataLabel>
+    <cs:lnRef idx="0"/>
+    <cs:fillRef idx="0"/>
+    <cs:effectRef idx="0"/>
+    <cs:fontRef idx="minor">
+      <a:schemeClr val="tx1">
+        <a:lumMod val="75000"/>
+        <a:lumOff val="25000"/>
+      </a:schemeClr>
+    </cs:fontRef>
+    <cs:defRPr sz="900" kern="1200"/>
+  </cs:dataLabel>
+  <cs:dataLabelCallout>
+    <cs:lnRef idx="0"/>
+    <cs:fillRef idx="0"/>
+    <cs:effectRef idx="0"/>
+    <cs:fontRef idx="minor">
+      <a:schemeClr val="dk1">
+        <a:lumMod val="65000"/>
+        <a:lumOff val="35000"/>
+      </a:schemeClr>
+    </cs:fontRef>
+    <cs:spPr>
+      <a:solidFill>
+        <a:schemeClr val="lt1"/>
+      </a:solidFill>
+      <a:ln>
+        <a:solidFill>
+          <a:schemeClr val="dk1">
+            <a:lumMod val="25000"/>
+            <a:lumOff val="75000"/>
+          </a:schemeClr>
+        </a:solidFill>
+      </a:ln>
+    </cs:spPr>
+    <cs:defRPr sz="900" kern="1200"/>
+    <cs:bodyPr rot="0" spcFirstLastPara="1" vertOverflow="clip" horzOverflow="clip" vert="horz" wrap="square" lIns="36576" tIns="18288" rIns="36576" bIns="18288" anchor="ctr" anchorCtr="1">
+      <a:spAutoFit/>
+    </cs:bodyPr>
+  </cs:dataLabelCallout>
+  <cs:dataPoint>
+    <cs:lnRef idx="0"/>
+    <cs:fillRef idx="1">
+      <cs:styleClr val="auto"/>
+    </cs:fillRef>
+    <cs:effectRef idx="0"/>
+    <cs:fontRef idx="minor">
+      <a:schemeClr val="tx1"/>
+    </cs:fontRef>
+    <cs:spPr>
+      <a:solidFill>
+        <a:schemeClr val="phClr"/>
+      </a:solidFill>
+    </cs:spPr>
+  </cs:dataPoint>
+  <cs:dataPoint3D>
+    <cs:lnRef idx="0"/>
+    <cs:fillRef idx="1">
+      <cs:styleClr val="auto"/>
+    </cs:fillRef>
+    <cs:effectRef idx="0"/>
+    <cs:fontRef idx="minor">
+      <a:schemeClr val="tx1"/>
+    </cs:fontRef>
+    <cs:spPr>
+      <a:solidFill>
+        <a:schemeClr val="phClr"/>
+      </a:solidFill>
+    </cs:spPr>
+  </cs:dataPoint3D>
+  <cs:dataPointLine>
+    <cs:lnRef idx="0">
+      <cs:styleClr val="auto"/>
+    </cs:lnRef>
+    <cs:fillRef idx="1"/>
+    <cs:effectRef idx="0"/>
+    <cs:fontRef idx="minor">
+      <a:schemeClr val="tx1"/>
+    </cs:fontRef>
+    <cs:spPr>
+      <a:ln w="28575" cap="rnd">
+        <a:solidFill>
+          <a:schemeClr val="phClr"/>
+        </a:solidFill>
+        <a:round/>
+      </a:ln>
+    </cs:spPr>
+  </cs:dataPointLine>
+  <cs:dataPointMarker>
+    <cs:lnRef idx="0">
+      <cs:styleClr val="auto"/>
+    </cs:lnRef>
+    <cs:fillRef idx="1">
+      <cs:styleClr val="auto"/>
+    </cs:fillRef>
+    <cs:effectRef idx="0"/>
+    <cs:fontRef idx="minor">
+      <a:schemeClr val="tx1"/>
+    </cs:fontRef>
+    <cs:spPr>
+      <a:solidFill>
+        <a:schemeClr val="phClr"/>
+      </a:solidFill>
+      <a:ln w="9525">
+        <a:solidFill>
+          <a:schemeClr val="phClr"/>
+        </a:solidFill>
+      </a:ln>
+    </cs:spPr>
+  </cs:dataPointMarker>
+  <cs:dataPointMarkerLayout symbol="circle" size="5"/>
+  <cs:dataPointWireframe>
+    <cs:lnRef idx="0">
+      <cs:styleClr val="auto"/>
+    </cs:lnRef>
+    <cs:fillRef idx="1"/>
+    <cs:effectRef idx="0"/>
+    <cs:fontRef idx="minor">
+      <a:schemeClr val="tx1"/>
+    </cs:fontRef>
+    <cs:spPr>
+      <a:ln w="9525" cap="rnd">
+        <a:solidFill>
+          <a:schemeClr val="phClr"/>
+        </a:solidFill>
+        <a:round/>
+      </a:ln>
+    </cs:spPr>
+  </cs:dataPointWireframe>
+  <cs:dataTable>
+    <cs:lnRef idx="0"/>
+    <cs:fillRef idx="0"/>
+    <cs:effectRef idx="0"/>
+    <cs:fontRef idx="minor">
+      <a:schemeClr val="tx1">
+        <a:lumMod val="65000"/>
+        <a:lumOff val="35000"/>
+      </a:schemeClr>
+    </cs:fontRef>
+    <cs:spPr>
+      <a:noFill/>
+      <a:ln w="9525" cap="flat" cmpd="sng" algn="ctr">
+        <a:solidFill>
+          <a:schemeClr val="tx1">
+            <a:lumMod val="15000"/>
+            <a:lumOff val="85000"/>
+          </a:schemeClr>
+        </a:solidFill>
+        <a:round/>
+      </a:ln>
+    </cs:spPr>
+    <cs:defRPr sz="900" kern="1200"/>
+  </cs:dataTable>
+  <cs:downBar>
+    <cs:lnRef idx="0"/>
+    <cs:fillRef idx="0"/>
+    <cs:effectRef idx="0"/>
+    <cs:fontRef idx="minor">
+      <a:schemeClr val="dk1"/>
+    </cs:fontRef>
+    <cs:spPr>
+      <a:solidFill>
+        <a:schemeClr val="dk1">
+          <a:lumMod val="65000"/>
+          <a:lumOff val="35000"/>
+        </a:schemeClr>
+      </a:solidFill>
+      <a:ln w="9525">
+        <a:solidFill>
+          <a:schemeClr val="tx1">
+            <a:lumMod val="65000"/>
+            <a:lumOff val="35000"/>
+          </a:schemeClr>
+        </a:solidFill>
+      </a:ln>
+    </cs:spPr>
+  </cs:downBar>
+  <cs:dropLine>
+    <cs:lnRef idx="0"/>
+    <cs:fillRef idx="0"/>
+    <cs:effectRef idx="0"/>
+    <cs:fontRef idx="minor">
+      <a:schemeClr val="tx1"/>
+    </cs:fontRef>
+    <cs:spPr>
+      <a:ln w="9525" cap="flat" cmpd="sng" algn="ctr">
+        <a:solidFill>
+          <a:schemeClr val="tx1">
+            <a:lumMod val="35000"/>
+            <a:lumOff val="65000"/>
+          </a:schemeClr>
+        </a:solidFill>
+        <a:round/>
+      </a:ln>
+    </cs:spPr>
+  </cs:dropLine>
+  <cs:errorBar>
+    <cs:lnRef idx="0"/>
+    <cs:fillRef idx="0"/>
+    <cs:effectRef idx="0"/>
+    <cs:fontRef idx="minor">
+      <a:schemeClr val="tx1"/>
+    </cs:fontRef>
+    <cs:spPr>
+      <a:ln w="9525" cap="flat" cmpd="sng" algn="ctr">
+        <a:solidFill>
+          <a:schemeClr val="tx1">
+            <a:lumMod val="65000"/>
+            <a:lumOff val="35000"/>
+          </a:schemeClr>
+        </a:solidFill>
+        <a:round/>
+      </a:ln>
+    </cs:spPr>
+  </cs:errorBar>
+  <cs:floor>
+    <cs:lnRef idx="0"/>
+    <cs:fillRef idx="0"/>
+    <cs:effectRef idx="0"/>
+    <cs:fontRef idx="minor">
+      <a:schemeClr val="tx1"/>
+    </cs:fontRef>
+    <cs:spPr>
+      <a:noFill/>
+      <a:ln>
+        <a:noFill/>
+      </a:ln>
+    </cs:spPr>
+  </cs:floor>
+  <cs:gridlineMajor>
+    <cs:lnRef idx="0"/>
+    <cs:fillRef idx="0"/>
+    <cs:effectRef idx="0"/>
+    <cs:fontRef idx="minor">
+      <a:schemeClr val="tx1"/>
+    </cs:fontRef>
+    <cs:spPr>
+      <a:ln w="9525" cap="flat" cmpd="sng" algn="ctr">
+        <a:solidFill>
+          <a:schemeClr val="tx1">
+            <a:lumMod val="15000"/>
+            <a:lumOff val="85000"/>
+          </a:schemeClr>
+        </a:solidFill>
+        <a:round/>
+      </a:ln>
+    </cs:spPr>
+  </cs:gridlineMajor>
+  <cs:gridlineMinor>
+    <cs:lnRef idx="0"/>
+    <cs:fillRef idx="0"/>
+    <cs:effectRef idx="0"/>
+    <cs:fontRef idx="minor">
+      <a:schemeClr val="tx1"/>
+    </cs:fontRef>
+    <cs:spPr>
+      <a:ln w="9525" cap="flat" cmpd="sng" algn="ctr">
+        <a:solidFill>
+          <a:schemeClr val="tx1">
+            <a:lumMod val="5000"/>
+            <a:lumOff val="95000"/>
+          </a:schemeClr>
+        </a:solidFill>
+        <a:round/>
+      </a:ln>
+    </cs:spPr>
+  </cs:gridlineMinor>
+  <cs:hiLoLine>
+    <cs:lnRef idx="0"/>
+    <cs:fillRef idx="0"/>
+    <cs:effectRef idx="0"/>
+    <cs:fontRef idx="minor">
+      <a:schemeClr val="tx1"/>
+    </cs:fontRef>
+    <cs:spPr>
+      <a:ln w="9525" cap="flat" cmpd="sng" algn="ctr">
+        <a:solidFill>
+          <a:schemeClr val="tx1">
+            <a:lumMod val="75000"/>
+            <a:lumOff val="25000"/>
+          </a:schemeClr>
+        </a:solidFill>
+        <a:round/>
+      </a:ln>
+    </cs:spPr>
+  </cs:hiLoLine>
+  <cs:leaderLine>
+    <cs:lnRef idx="0"/>
+    <cs:fillRef idx="0"/>
+    <cs:effectRef idx="0"/>
+    <cs:fontRef idx="minor">
+      <a:schemeClr val="tx1"/>
+    </cs:fontRef>
+    <cs:spPr>
+      <a:ln w="9525" cap="flat" cmpd="sng" algn="ctr">
+        <a:solidFill>
+          <a:schemeClr val="tx1">
+            <a:lumMod val="35000"/>
+            <a:lumOff val="65000"/>
+          </a:schemeClr>
+        </a:solidFill>
+        <a:round/>
+      </a:ln>
+    </cs:spPr>
+  </cs:leaderLine>
+  <cs:legend>
+    <cs:lnRef idx="0"/>
+    <cs:fillRef idx="0"/>
+    <cs:effectRef idx="0"/>
+    <cs:fontRef idx="minor">
+      <a:schemeClr val="tx1">
+        <a:lumMod val="65000"/>
+        <a:lumOff val="35000"/>
+      </a:schemeClr>
+    </cs:fontRef>
+    <cs:defRPr sz="900" kern="1200"/>
+  </cs:legend>
+  <cs:plotArea mods="allowNoFillOverride allowNoLineOverride">
+    <cs:lnRef idx="0"/>
+    <cs:fillRef idx="0"/>
+    <cs:effectRef idx="0"/>
+    <cs:fontRef idx="minor">
+      <a:schemeClr val="tx1"/>
+    </cs:fontRef>
+  </cs:plotArea>
+  <cs:plotArea3D mods="allowNoFillOverride allowNoLineOverride">
+    <cs:lnRef idx="0"/>
+    <cs:fillRef idx="0"/>
+    <cs:effectRef idx="0"/>
+    <cs:fontRef idx="minor">
+      <a:schemeClr val="tx1"/>
+    </cs:fontRef>
+  </cs:plotArea3D>
+  <cs:seriesAxis>
+    <cs:lnRef idx="0"/>
+    <cs:fillRef idx="0"/>
+    <cs:effectRef idx="0"/>
+    <cs:fontRef idx="minor">
+      <a:schemeClr val="tx1">
+        <a:lumMod val="65000"/>
+        <a:lumOff val="35000"/>
+      </a:schemeClr>
+    </cs:fontRef>
+    <cs:defRPr sz="900" kern="1200"/>
+  </cs:seriesAxis>
+  <cs:seriesLine>
+    <cs:lnRef idx="0"/>
+    <cs:fillRef idx="0"/>
+    <cs:effectRef idx="0"/>
+    <cs:fontRef idx="minor">
+      <a:schemeClr val="tx1"/>
+    </cs:fontRef>
+    <cs:spPr>
+      <a:ln w="9525" cap="flat" cmpd="sng" algn="ctr">
+        <a:solidFill>
+          <a:schemeClr val="tx1">
+            <a:lumMod val="35000"/>
+            <a:lumOff val="65000"/>
+          </a:schemeClr>
+        </a:solidFill>
+        <a:round/>
+      </a:ln>
+    </cs:spPr>
+  </cs:seriesLine>
+  <cs:title>
+    <cs:lnRef idx="0"/>
+    <cs:fillRef idx="0"/>
+    <cs:effectRef idx="0"/>
+    <cs:fontRef idx="minor">
+      <a:schemeClr val="tx1">
+        <a:lumMod val="65000"/>
+        <a:lumOff val="35000"/>
+      </a:schemeClr>
+    </cs:fontRef>
+    <cs:defRPr sz="1400" b="0" kern="1200" spc="0" baseline="0"/>
+  </cs:title>
+  <cs:trendline>
+    <cs:lnRef idx="0">
+      <cs:styleClr val="auto"/>
+    </cs:lnRef>
+    <cs:fillRef idx="0"/>
+    <cs:effectRef idx="0"/>
+    <cs:fontRef idx="minor">
+      <a:schemeClr val="tx1"/>
+    </cs:fontRef>
+    <cs:spPr>
+      <a:ln w="19050" cap="rnd">
+        <a:solidFill>
+          <a:schemeClr val="phClr"/>
+        </a:solidFill>
+        <a:prstDash val="sysDot"/>
+      </a:ln>
+    </cs:spPr>
+  </cs:trendline>
+  <cs:trendlineLabel>
+    <cs:lnRef idx="0"/>
+    <cs:fillRef idx="0"/>
+    <cs:effectRef idx="0"/>
+    <cs:fontRef idx="minor">
+      <a:schemeClr val="tx1">
+        <a:lumMod val="65000"/>
+        <a:lumOff val="35000"/>
+      </a:schemeClr>
+    </cs:fontRef>
+    <cs:defRPr sz="900" kern="1200"/>
+  </cs:trendlineLabel>
+  <cs:upBar>
+    <cs:lnRef idx="0"/>
+    <cs:fillRef idx="0"/>
+    <cs:effectRef idx="0"/>
+    <cs:fontRef idx="minor">
+      <a:schemeClr val="dk1"/>
+    </cs:fontRef>
+    <cs:spPr>
+      <a:solidFill>
+        <a:schemeClr val="lt1"/>
+      </a:solidFill>
+      <a:ln w="9525">
+        <a:solidFill>
+          <a:schemeClr val="tx1">
+            <a:lumMod val="15000"/>
+            <a:lumOff val="85000"/>
+          </a:schemeClr>
+        </a:solidFill>
+      </a:ln>
+    </cs:spPr>
+  </cs:upBar>
+  <cs:valueAxis>
+    <cs:lnRef idx="0"/>
+    <cs:fillRef idx="0"/>
+    <cs:effectRef idx="0"/>
+    <cs:fontRef idx="minor">
+      <a:schemeClr val="tx1">
+        <a:lumMod val="65000"/>
+        <a:lumOff val="35000"/>
+      </a:schemeClr>
+    </cs:fontRef>
+    <cs:defRPr sz="900" kern="1200"/>
+  </cs:valueAxis>
+  <cs:wall>
+    <cs:lnRef idx="0"/>
+    <cs:fillRef idx="0"/>
+    <cs:effectRef idx="0"/>
+    <cs:fontRef idx="minor">
+      <a:schemeClr val="tx1"/>
+    </cs:fontRef>
+    <cs:spPr>
+      <a:noFill/>
+      <a:ln>
+        <a:noFill/>
+      </a:ln>
+    </cs:spPr>
+  </cs:wall>
+</cs:chartStyle>
 </file>
 
 <file path=word/theme/theme1.xml><?xml version="1.0" encoding="utf-8"?>
@@ -4309,4 +6721,16 @@
     </a:ext>
   </a:extLst>
 </a:theme>
+</file>
+
+<file path=customXml/item1.xml><?xml version="1.0" encoding="utf-8"?>
+<b:Sources xmlns:b="http://schemas.openxmlformats.org/officeDocument/2006/bibliography" xmlns="http://schemas.openxmlformats.org/officeDocument/2006/bibliography" SelectedStyle="\APASixthEditionOfficeOnline.xsl" StyleName="APA" Version="6"/>
+</file>
+
+<file path=customXml/itemProps1.xml><?xml version="1.0" encoding="utf-8"?>
+<ds:datastoreItem xmlns:ds="http://schemas.openxmlformats.org/officeDocument/2006/customXml" ds:itemID="{953E3F12-CA91-437C-8397-E1CD9FAA024A}">
+  <ds:schemaRefs>
+    <ds:schemaRef ds:uri="http://schemas.openxmlformats.org/officeDocument/2006/bibliography"/>
+  </ds:schemaRefs>
+</ds:datastoreItem>
 </file>
--- a/EIT_3/Schaltungstechnik/Labor/Labor2/AVT_2_Labor_Vorbereitung.docx
+++ b/EIT_3/Schaltungstechnik/Labor/Labor2/AVT_2_Labor_Vorbereitung.docx
@@ -1835,6 +1835,7 @@
       </w:pPr>
       <w:r>
         <w:rPr>
+          <w:noProof/>
           <w:lang w:val="de-AT"/>
         </w:rPr>
         <w:drawing>
@@ -2726,23 +2727,6 @@
     </w:p>
     <w:p>
       <w:pPr>
-        <w:numPr>
-          <w:ilvl w:val="0"/>
-          <w:numId w:val="22"/>
-        </w:numPr>
-        <w:rPr>
-          <w:lang w:val="de-AT"/>
-        </w:rPr>
-      </w:pPr>
-      <w:r>
-        <w:rPr>
-          <w:lang w:val="de-AT"/>
-        </w:rPr>
-        <w:t>Die Eingangssignale sind so klein, dass sie auch nach Verstärkung im Ausgangssignal kaum sichtbar werden.</w:t>
-      </w:r>
-    </w:p>
-    <w:p>
-      <w:pPr>
         <w:rPr>
           <w:lang w:val="de-AT"/>
         </w:rPr>
@@ -4526,6 +4510,7 @@
   <w:style w:type="character" w:default="1" w:styleId="Absatz-Standardschriftart">
     <w:name w:val="Default Paragraph Font"/>
     <w:uiPriority w:val="1"/>
+    <w:semiHidden/>
     <w:unhideWhenUsed/>
   </w:style>
   <w:style w:type="table" w:default="1" w:styleId="NormaleTabelle">
